--- a/lessons/2-1/downloads/reveal/2.1-session-1-practice-form-a.docx
+++ b/lessons/2-1/downloads/reveal/2.1-session-1-practice-form-a.docx
@@ -15,7 +15,7 @@
         <w:rPr>
           <w:rFonts w:ascii="Avenir Next" w:hAnsi="Avenir Next" w:cs="Avenir Next" w:eastAsia="Avenir Next"/>
           <w:color w:val="1A1A1A"/>
-          <w:sz w:val="20"/>
+          <w:sz w:val="22"/>
           <w:szCs w:val="20"/>
         </w:rPr>
         <w:t xml:space="preserve">Name</w:t>
@@ -33,7 +33,7 @@
         <w:rPr>
           <w:rFonts w:ascii="Avenir Next" w:hAnsi="Avenir Next" w:cs="Avenir Next" w:eastAsia="Avenir Next"/>
           <w:color w:val="1A1A1A"/>
-          <w:sz w:val="20"/>
+          <w:sz w:val="22"/>
           <w:szCs w:val="20"/>
         </w:rPr>
         <w:t xml:space="preserve">   Date</w:t>
@@ -51,7 +51,7 @@
         <w:rPr>
           <w:rFonts w:ascii="Avenir Next" w:hAnsi="Avenir Next" w:cs="Avenir Next" w:eastAsia="Avenir Next"/>
           <w:color w:val="1A1A1A"/>
-          <w:sz w:val="20"/>
+          <w:sz w:val="22"/>
           <w:szCs w:val="20"/>
         </w:rPr>
         <w:t xml:space="preserve">   Period</w:t>
@@ -78,7 +78,7 @@
           <w:caps/>
           <w:color w:val="003A70"/>
           <w:spacing w:val="12"/>
-          <w:sz w:val="19"/>
+          <w:sz w:val="22"/>
           <w:szCs w:val="19"/>
         </w:rPr>
         <w:t xml:space="preserve">Lesson 2-1  ·  Session 1  ·  Practice  ·  Form A</w:t>
@@ -86,6 +86,7 @@
     </w:p>
     <w:p>
       <w:pPr>
+        <w:pStyle w:val="Heading1"/>
         <w:keepNext/>
         <w:spacing w:before="0" w:after="10" w:line="240" w:lineRule="auto"/>
       </w:pPr>
@@ -111,7 +112,7 @@
         <w:rPr>
           <w:rFonts w:ascii="Avenir Next" w:hAnsi="Avenir Next" w:cs="Avenir Next" w:eastAsia="Avenir Next"/>
           <w:color w:val="5A5F66"/>
-          <w:sz w:val="17"/>
+          <w:sz w:val="22"/>
           <w:szCs w:val="17"/>
         </w:rPr>
         <w:t xml:space="preserve">Learning target — I can tell whether a question is statistical by deciding if the answers will vary.</w:t>
@@ -128,7 +129,7 @@
     </w:p>
     <w:p>
       <w:pPr>
-        <w:spacing w:before="0" w:after="0" w:line="60" w:lineRule="auto"/>
+        <w:spacing w:before="0" w:after="0" w:line="50" w:lineRule="exact"/>
       </w:pPr>
     </w:p>
     <w:tbl>
@@ -167,6 +168,7 @@
           </w:tcPr>
           <w:p>
             <w:pPr>
+              <w:pStyle w:val="Heading2"/>
               <w:spacing w:before="0" w:after="40" w:line="264" w:lineRule="auto"/>
             </w:pPr>
             <w:r>
@@ -194,63 +196,63 @@
                 <w:rFonts w:ascii="Avenir Next" w:hAnsi="Avenir Next" w:cs="Avenir Next" w:eastAsia="Avenir Next"/>
                 <w:b/>
                 <w:color w:val="003A70"/>
+                <w:sz w:val="22"/>
+                <w:szCs w:val="18"/>
+              </w:rPr>
+              <w:t xml:space="preserve">•</w:t>
+            </w:r>
+            <w:r>
+              <w:rPr>
+                <w:rFonts w:ascii="Avenir Next" w:hAnsi="Avenir Next" w:cs="Avenir Next" w:eastAsia="Avenir Next"/>
+                <w:color w:val="1A1A1A"/>
                 <w:sz w:val="18"/>
                 <w:szCs w:val="18"/>
               </w:rPr>
-              <w:t xml:space="preserve">•</w:t>
-            </w:r>
-            <w:r>
-              <w:rPr>
-                <w:rFonts w:ascii="Avenir Next" w:hAnsi="Avenir Next" w:cs="Avenir Next" w:eastAsia="Avenir Next"/>
-                <w:color w:val="1A1A1A"/>
-                <w:sz w:val="18"/>
+              <w:tab/>
+            </w:r>
+            <w:r>
+              <w:rPr>
+                <w:rFonts w:ascii="Avenir Next" w:hAnsi="Avenir Next" w:cs="Avenir Next" w:eastAsia="Avenir Next"/>
+                <w:color w:val="1A1A1A"/>
+                <w:sz w:val="22"/>
                 <w:szCs w:val="18"/>
               </w:rPr>
-              <w:tab/>
-            </w:r>
-            <w:r>
-              <w:rPr>
-                <w:rFonts w:ascii="Avenir Next" w:hAnsi="Avenir Next" w:cs="Avenir Next" w:eastAsia="Avenir Next"/>
-                <w:color w:val="1A1A1A"/>
-                <w:sz w:val="18"/>
+              <w:t xml:space="preserve">A </w:t>
+            </w:r>
+            <w:r>
+              <w:rPr>
+                <w:rFonts w:ascii="Avenir Next" w:hAnsi="Avenir Next" w:cs="Avenir Next" w:eastAsia="Avenir Next"/>
+                <w:b/>
+                <w:color w:val="1A1A1A"/>
+                <w:sz w:val="22"/>
                 <w:szCs w:val="18"/>
               </w:rPr>
-              <w:t xml:space="preserve">A </w:t>
-            </w:r>
-            <w:r>
-              <w:rPr>
-                <w:rFonts w:ascii="Avenir Next" w:hAnsi="Avenir Next" w:cs="Avenir Next" w:eastAsia="Avenir Next"/>
-                <w:b/>
-                <w:color w:val="1A1A1A"/>
-                <w:sz w:val="18"/>
+              <w:t xml:space="preserve">statistical question</w:t>
+            </w:r>
+            <w:r>
+              <w:rPr>
+                <w:rFonts w:ascii="Avenir Next" w:hAnsi="Avenir Next" w:cs="Avenir Next" w:eastAsia="Avenir Next"/>
+                <w:color w:val="1A1A1A"/>
+                <w:sz w:val="22"/>
                 <w:szCs w:val="18"/>
               </w:rPr>
-              <w:t xml:space="preserve">statistical question</w:t>
-            </w:r>
-            <w:r>
-              <w:rPr>
-                <w:rFonts w:ascii="Avenir Next" w:hAnsi="Avenir Next" w:cs="Avenir Next" w:eastAsia="Avenir Next"/>
-                <w:color w:val="1A1A1A"/>
-                <w:sz w:val="18"/>
+              <w:t xml:space="preserve"> expects answers that </w:t>
+            </w:r>
+            <w:r>
+              <w:rPr>
+                <w:rFonts w:ascii="Avenir Next" w:hAnsi="Avenir Next" w:cs="Avenir Next" w:eastAsia="Avenir Next"/>
+                <w:b/>
+                <w:color w:val="1A1A1A"/>
+                <w:sz w:val="22"/>
                 <w:szCs w:val="18"/>
               </w:rPr>
-              <w:t xml:space="preserve"> expects answers that </w:t>
-            </w:r>
-            <w:r>
-              <w:rPr>
-                <w:rFonts w:ascii="Avenir Next" w:hAnsi="Avenir Next" w:cs="Avenir Next" w:eastAsia="Avenir Next"/>
-                <w:b/>
-                <w:color w:val="1A1A1A"/>
-                <w:sz w:val="18"/>
-                <w:szCs w:val="18"/>
-              </w:rPr>
               <w:t xml:space="preserve">vary</w:t>
             </w:r>
             <w:r>
               <w:rPr>
                 <w:rFonts w:ascii="Avenir Next" w:hAnsi="Avenir Next" w:cs="Avenir Next" w:eastAsia="Avenir Next"/>
                 <w:color w:val="1A1A1A"/>
-                <w:sz w:val="18"/>
+                <w:sz w:val="22"/>
                 <w:szCs w:val="18"/>
               </w:rPr>
               <w:t xml:space="preserve"> from person to person.</w:t>
@@ -269,44 +271,44 @@
                 <w:rFonts w:ascii="Avenir Next" w:hAnsi="Avenir Next" w:cs="Avenir Next" w:eastAsia="Avenir Next"/>
                 <w:b/>
                 <w:color w:val="003A70"/>
+                <w:sz w:val="22"/>
+                <w:szCs w:val="18"/>
+              </w:rPr>
+              <w:t xml:space="preserve">•</w:t>
+            </w:r>
+            <w:r>
+              <w:rPr>
+                <w:rFonts w:ascii="Avenir Next" w:hAnsi="Avenir Next" w:cs="Avenir Next" w:eastAsia="Avenir Next"/>
+                <w:color w:val="1A1A1A"/>
                 <w:sz w:val="18"/>
                 <w:szCs w:val="18"/>
               </w:rPr>
-              <w:t xml:space="preserve">•</w:t>
-            </w:r>
-            <w:r>
-              <w:rPr>
-                <w:rFonts w:ascii="Avenir Next" w:hAnsi="Avenir Next" w:cs="Avenir Next" w:eastAsia="Avenir Next"/>
-                <w:color w:val="1A1A1A"/>
-                <w:sz w:val="18"/>
+              <w:tab/>
+            </w:r>
+            <w:r>
+              <w:rPr>
+                <w:rFonts w:ascii="Avenir Next" w:hAnsi="Avenir Next" w:cs="Avenir Next" w:eastAsia="Avenir Next"/>
+                <w:color w:val="1A1A1A"/>
+                <w:sz w:val="22"/>
                 <w:szCs w:val="18"/>
               </w:rPr>
-              <w:tab/>
-            </w:r>
-            <w:r>
-              <w:rPr>
-                <w:rFonts w:ascii="Avenir Next" w:hAnsi="Avenir Next" w:cs="Avenir Next" w:eastAsia="Avenir Next"/>
-                <w:color w:val="1A1A1A"/>
-                <w:sz w:val="18"/>
+              <w:t xml:space="preserve">A question with one </w:t>
+            </w:r>
+            <w:r>
+              <w:rPr>
+                <w:rFonts w:ascii="Avenir Next" w:hAnsi="Avenir Next" w:cs="Avenir Next" w:eastAsia="Avenir Next"/>
+                <w:b/>
+                <w:color w:val="1A1A1A"/>
+                <w:sz w:val="22"/>
                 <w:szCs w:val="18"/>
               </w:rPr>
-              <w:t xml:space="preserve">A question with one </w:t>
-            </w:r>
-            <w:r>
-              <w:rPr>
-                <w:rFonts w:ascii="Avenir Next" w:hAnsi="Avenir Next" w:cs="Avenir Next" w:eastAsia="Avenir Next"/>
-                <w:b/>
-                <w:color w:val="1A1A1A"/>
-                <w:sz w:val="18"/>
-                <w:szCs w:val="18"/>
-              </w:rPr>
               <w:t xml:space="preserve">fixed</w:t>
             </w:r>
             <w:r>
               <w:rPr>
                 <w:rFonts w:ascii="Avenir Next" w:hAnsi="Avenir Next" w:cs="Avenir Next" w:eastAsia="Avenir Next"/>
                 <w:color w:val="1A1A1A"/>
-                <w:sz w:val="18"/>
+                <w:sz w:val="22"/>
                 <w:szCs w:val="18"/>
               </w:rPr>
               <w:t xml:space="preserve"> answer is not statistical, even when the answer is a number.</w:t>
@@ -325,44 +327,44 @@
                 <w:rFonts w:ascii="Avenir Next" w:hAnsi="Avenir Next" w:cs="Avenir Next" w:eastAsia="Avenir Next"/>
                 <w:b/>
                 <w:color w:val="003A70"/>
+                <w:sz w:val="22"/>
+                <w:szCs w:val="18"/>
+              </w:rPr>
+              <w:t xml:space="preserve">•</w:t>
+            </w:r>
+            <w:r>
+              <w:rPr>
+                <w:rFonts w:ascii="Avenir Next" w:hAnsi="Avenir Next" w:cs="Avenir Next" w:eastAsia="Avenir Next"/>
+                <w:color w:val="1A1A1A"/>
                 <w:sz w:val="18"/>
                 <w:szCs w:val="18"/>
               </w:rPr>
-              <w:t xml:space="preserve">•</w:t>
-            </w:r>
-            <w:r>
-              <w:rPr>
-                <w:rFonts w:ascii="Avenir Next" w:hAnsi="Avenir Next" w:cs="Avenir Next" w:eastAsia="Avenir Next"/>
-                <w:color w:val="1A1A1A"/>
-                <w:sz w:val="18"/>
+              <w:tab/>
+            </w:r>
+            <w:r>
+              <w:rPr>
+                <w:rFonts w:ascii="Avenir Next" w:hAnsi="Avenir Next" w:cs="Avenir Next" w:eastAsia="Avenir Next"/>
+                <w:color w:val="1A1A1A"/>
+                <w:sz w:val="22"/>
                 <w:szCs w:val="18"/>
               </w:rPr>
-              <w:tab/>
-            </w:r>
-            <w:r>
-              <w:rPr>
-                <w:rFonts w:ascii="Avenir Next" w:hAnsi="Avenir Next" w:cs="Avenir Next" w:eastAsia="Avenir Next"/>
-                <w:color w:val="1A1A1A"/>
-                <w:sz w:val="18"/>
+              <w:t xml:space="preserve">Test: could two people give </w:t>
+            </w:r>
+            <w:r>
+              <w:rPr>
+                <w:rFonts w:ascii="Avenir Next" w:hAnsi="Avenir Next" w:cs="Avenir Next" w:eastAsia="Avenir Next"/>
+                <w:b/>
+                <w:color w:val="1A1A1A"/>
+                <w:sz w:val="22"/>
                 <w:szCs w:val="18"/>
               </w:rPr>
-              <w:t xml:space="preserve">Test: could two people give </w:t>
-            </w:r>
-            <w:r>
-              <w:rPr>
-                <w:rFonts w:ascii="Avenir Next" w:hAnsi="Avenir Next" w:cs="Avenir Next" w:eastAsia="Avenir Next"/>
-                <w:b/>
-                <w:color w:val="1A1A1A"/>
-                <w:sz w:val="18"/>
-                <w:szCs w:val="18"/>
-              </w:rPr>
               <w:t xml:space="preserve">different</w:t>
             </w:r>
             <w:r>
               <w:rPr>
                 <w:rFonts w:ascii="Avenir Next" w:hAnsi="Avenir Next" w:cs="Avenir Next" w:eastAsia="Avenir Next"/>
                 <w:color w:val="1A1A1A"/>
-                <w:sz w:val="18"/>
+                <w:sz w:val="22"/>
                 <w:szCs w:val="18"/>
               </w:rPr>
               <w:t xml:space="preserve"> answers? If yes, it is statistical.</w:t>
@@ -377,6 +379,7 @@
           </w:tcPr>
           <w:p>
             <w:pPr>
+              <w:pStyle w:val="Heading2"/>
               <w:spacing w:before="0" w:after="40" w:line="264" w:lineRule="auto"/>
             </w:pPr>
             <w:r>
@@ -399,7 +402,7 @@
               <w:rPr>
                 <w:rFonts w:ascii="Avenir Next" w:hAnsi="Avenir Next" w:cs="Avenir Next" w:eastAsia="Avenir Next"/>
                 <w:color w:val="1A1A1A"/>
-                <w:sz w:val="17"/>
+                <w:sz w:val="22"/>
                 <w:szCs w:val="17"/>
               </w:rPr>
               <w:t xml:space="preserve">Which is statistical: “How many siblings does each student have?” or “How many sides does a triangle have?”</w:t>
@@ -418,25 +421,25 @@
                 <w:rFonts w:ascii="Avenir Next" w:hAnsi="Avenir Next" w:cs="Avenir Next" w:eastAsia="Avenir Next"/>
                 <w:b/>
                 <w:color w:val="003A70"/>
+                <w:sz w:val="22"/>
+                <w:szCs w:val="17"/>
+              </w:rPr>
+              <w:t xml:space="preserve">Step 1</w:t>
+            </w:r>
+            <w:r>
+              <w:rPr>
+                <w:rFonts w:ascii="Avenir Next" w:hAnsi="Avenir Next" w:cs="Avenir Next" w:eastAsia="Avenir Next"/>
+                <w:color w:val="1A1A1A"/>
                 <w:sz w:val="17"/>
                 <w:szCs w:val="17"/>
               </w:rPr>
-              <w:t xml:space="preserve">Step 1</w:t>
-            </w:r>
-            <w:r>
-              <w:rPr>
-                <w:rFonts w:ascii="Avenir Next" w:hAnsi="Avenir Next" w:cs="Avenir Next" w:eastAsia="Avenir Next"/>
-                <w:color w:val="1A1A1A"/>
-                <w:sz w:val="17"/>
-                <w:szCs w:val="17"/>
-              </w:rPr>
               <w:tab/>
             </w:r>
             <w:r>
               <w:rPr>
                 <w:rFonts w:ascii="Avenir Next" w:hAnsi="Avenir Next" w:cs="Avenir Next" w:eastAsia="Avenir Next"/>
                 <w:color w:val="1A1A1A"/>
-                <w:sz w:val="17"/>
+                <w:sz w:val="22"/>
                 <w:szCs w:val="17"/>
               </w:rPr>
               <w:t xml:space="preserve">Sibling counts differ: 0, 1, 3.</w:t>
@@ -455,25 +458,25 @@
                 <w:rFonts w:ascii="Avenir Next" w:hAnsi="Avenir Next" w:cs="Avenir Next" w:eastAsia="Avenir Next"/>
                 <w:b/>
                 <w:color w:val="003A70"/>
+                <w:sz w:val="22"/>
+                <w:szCs w:val="17"/>
+              </w:rPr>
+              <w:t xml:space="preserve">Step 2</w:t>
+            </w:r>
+            <w:r>
+              <w:rPr>
+                <w:rFonts w:ascii="Avenir Next" w:hAnsi="Avenir Next" w:cs="Avenir Next" w:eastAsia="Avenir Next"/>
+                <w:color w:val="1A1A1A"/>
                 <w:sz w:val="17"/>
                 <w:szCs w:val="17"/>
               </w:rPr>
-              <w:t xml:space="preserve">Step 2</w:t>
-            </w:r>
-            <w:r>
-              <w:rPr>
-                <w:rFonts w:ascii="Avenir Next" w:hAnsi="Avenir Next" w:cs="Avenir Next" w:eastAsia="Avenir Next"/>
-                <w:color w:val="1A1A1A"/>
-                <w:sz w:val="17"/>
-                <w:szCs w:val="17"/>
-              </w:rPr>
               <w:tab/>
             </w:r>
             <w:r>
               <w:rPr>
                 <w:rFonts w:ascii="Avenir Next" w:hAnsi="Avenir Next" w:cs="Avenir Next" w:eastAsia="Avenir Next"/>
                 <w:color w:val="1A1A1A"/>
-                <w:sz w:val="17"/>
+                <w:sz w:val="22"/>
                 <w:szCs w:val="17"/>
               </w:rPr>
               <w:t xml:space="preserve">A triangle always has 3 sides.</w:t>
@@ -492,18 +495,18 @@
                 <w:rFonts w:ascii="Avenir Next" w:hAnsi="Avenir Next" w:cs="Avenir Next" w:eastAsia="Avenir Next"/>
                 <w:b/>
                 <w:color w:val="1A1A1A"/>
+                <w:sz w:val="22"/>
+                <w:szCs w:val="17"/>
+              </w:rPr>
+              <w:t xml:space="preserve">Answer</w:t>
+            </w:r>
+            <w:r>
+              <w:rPr>
+                <w:rFonts w:ascii="Avenir Next" w:hAnsi="Avenir Next" w:cs="Avenir Next" w:eastAsia="Avenir Next"/>
+                <w:color w:val="1A1A1A"/>
                 <w:sz w:val="17"/>
                 <w:szCs w:val="17"/>
               </w:rPr>
-              <w:t xml:space="preserve">Answer</w:t>
-            </w:r>
-            <w:r>
-              <w:rPr>
-                <w:rFonts w:ascii="Avenir Next" w:hAnsi="Avenir Next" w:cs="Avenir Next" w:eastAsia="Avenir Next"/>
-                <w:color w:val="1A1A1A"/>
-                <w:sz w:val="17"/>
-                <w:szCs w:val="17"/>
-              </w:rPr>
               <w:tab/>
             </w:r>
             <w:r>
@@ -511,7 +514,7 @@
                 <w:rFonts w:ascii="Avenir Next" w:hAnsi="Avenir Next" w:cs="Avenir Next" w:eastAsia="Avenir Next"/>
                 <w:b/>
                 <w:color w:val="1A1A1A"/>
-                <w:sz w:val="17"/>
+                <w:sz w:val="22"/>
                 <w:szCs w:val="17"/>
               </w:rPr>
               <w:t xml:space="preserve">The sibling question is statistical; the triangle question is not.</w:t>
@@ -540,7 +543,7 @@
           <w:rFonts w:ascii="Avenir Next" w:hAnsi="Avenir Next" w:cs="Avenir Next" w:eastAsia="Avenir Next"/>
           <w:b/>
           <w:color w:val="1A1A1A"/>
-          <w:sz w:val="17"/>
+          <w:sz w:val="22"/>
           <w:szCs w:val="17"/>
         </w:rPr>
         <w:t xml:space="preserve">statistical question</w:t>
@@ -550,7 +553,7 @@
           <w:rFonts w:ascii="Avenir Next" w:hAnsi="Avenir Next" w:cs="Avenir Next" w:eastAsia="Avenir Next"/>
           <w:i/>
           <w:color w:val="5A5F66"/>
-          <w:sz w:val="17"/>
+          <w:sz w:val="22"/>
           <w:szCs w:val="17"/>
         </w:rPr>
         <w:t xml:space="preserve"> (pregunta estadística)</w:t>
@@ -559,7 +562,7 @@
         <w:rPr>
           <w:rFonts w:ascii="Avenir Next" w:hAnsi="Avenir Next" w:cs="Avenir Next" w:eastAsia="Avenir Next"/>
           <w:color w:val="5A5F66"/>
-          <w:sz w:val="17"/>
+          <w:sz w:val="22"/>
           <w:szCs w:val="17"/>
         </w:rPr>
         <w:t xml:space="preserve">   ·   </w:t>
@@ -569,7 +572,7 @@
           <w:rFonts w:ascii="Avenir Next" w:hAnsi="Avenir Next" w:cs="Avenir Next" w:eastAsia="Avenir Next"/>
           <w:b/>
           <w:color w:val="1A1A1A"/>
-          <w:sz w:val="17"/>
+          <w:sz w:val="22"/>
           <w:szCs w:val="17"/>
         </w:rPr>
         <w:t xml:space="preserve">variability</w:t>
@@ -579,7 +582,7 @@
           <w:rFonts w:ascii="Avenir Next" w:hAnsi="Avenir Next" w:cs="Avenir Next" w:eastAsia="Avenir Next"/>
           <w:i/>
           <w:color w:val="5A5F66"/>
-          <w:sz w:val="17"/>
+          <w:sz w:val="22"/>
           <w:szCs w:val="17"/>
         </w:rPr>
         <w:t xml:space="preserve"> (variabilidad)</w:t>
@@ -588,7 +591,7 @@
         <w:rPr>
           <w:rFonts w:ascii="Avenir Next" w:hAnsi="Avenir Next" w:cs="Avenir Next" w:eastAsia="Avenir Next"/>
           <w:color w:val="5A5F66"/>
-          <w:sz w:val="17"/>
+          <w:sz w:val="22"/>
           <w:szCs w:val="17"/>
         </w:rPr>
         <w:t xml:space="preserve">   ·   </w:t>
@@ -598,7 +601,7 @@
           <w:rFonts w:ascii="Avenir Next" w:hAnsi="Avenir Next" w:cs="Avenir Next" w:eastAsia="Avenir Next"/>
           <w:b/>
           <w:color w:val="1A1A1A"/>
-          <w:sz w:val="17"/>
+          <w:sz w:val="22"/>
           <w:szCs w:val="17"/>
         </w:rPr>
         <w:t xml:space="preserve">data</w:t>
@@ -608,7 +611,7 @@
           <w:rFonts w:ascii="Avenir Next" w:hAnsi="Avenir Next" w:cs="Avenir Next" w:eastAsia="Avenir Next"/>
           <w:i/>
           <w:color w:val="5A5F66"/>
-          <w:sz w:val="17"/>
+          <w:sz w:val="22"/>
           <w:szCs w:val="17"/>
         </w:rPr>
         <w:t xml:space="preserve"> (datos)</w:t>
@@ -616,6 +619,7 @@
     </w:p>
     <w:p>
       <w:pPr>
+        <w:pStyle w:val="Heading2"/>
         <w:keepNext/>
         <w:pBdr>
           <w:bottom w:val="single" w:sz="8" w:space="3" w:color="003A70"/>
@@ -631,7 +635,7 @@
           <w:b/>
           <w:color w:val="003A70"/>
           <w:spacing w:val="14"/>
-          <w:sz w:val="19"/>
+          <w:sz w:val="22"/>
           <w:szCs w:val="19"/>
         </w:rPr>
         <w:t xml:space="preserve">PRACTICE</w:t>
@@ -650,7 +654,7 @@
           <w:rFonts w:ascii="Avenir Next" w:hAnsi="Avenir Next" w:cs="Avenir Next" w:eastAsia="Avenir Next"/>
           <w:i/>
           <w:color w:val="5A5F66"/>
-          <w:sz w:val="17"/>
+          <w:sz w:val="22"/>
           <w:szCs w:val="17"/>
         </w:rPr>
         <w:t xml:space="preserve">show your work · label units</w:t>
@@ -658,7 +662,7 @@
     </w:p>
     <w:p>
       <w:pPr>
-        <w:spacing w:before="0" w:after="0" w:line="20" w:lineRule="exact"/>
+        <w:spacing w:before="0" w:after="0" w:line="50" w:lineRule="exact"/>
       </w:pPr>
     </w:p>
     <w:tbl>
@@ -708,25 +712,25 @@
                 <w:rFonts w:ascii="Avenir Next" w:hAnsi="Avenir Next" w:cs="Avenir Next" w:eastAsia="Avenir Next"/>
                 <w:b/>
                 <w:color w:val="1A1A1A"/>
+                <w:sz w:val="22"/>
+                <w:szCs w:val="20"/>
+              </w:rPr>
+              <w:t xml:space="preserve">1.</w:t>
+            </w:r>
+            <w:r>
+              <w:rPr>
+                <w:rFonts w:ascii="Avenir Next" w:hAnsi="Avenir Next" w:cs="Avenir Next" w:eastAsia="Avenir Next"/>
+                <w:color w:val="1A1A1A"/>
                 <w:sz w:val="20"/>
                 <w:szCs w:val="20"/>
               </w:rPr>
-              <w:t xml:space="preserve">1.</w:t>
-            </w:r>
-            <w:r>
-              <w:rPr>
-                <w:rFonts w:ascii="Avenir Next" w:hAnsi="Avenir Next" w:cs="Avenir Next" w:eastAsia="Avenir Next"/>
-                <w:color w:val="1A1A1A"/>
-                <w:sz w:val="20"/>
-                <w:szCs w:val="20"/>
-              </w:rPr>
               <w:tab/>
             </w:r>
             <w:r>
               <w:rPr>
                 <w:rFonts w:ascii="Avenir Next" w:hAnsi="Avenir Next" w:cs="Avenir Next" w:eastAsia="Avenir Next"/>
                 <w:color w:val="1A1A1A"/>
-                <w:sz w:val="20"/>
+                <w:sz w:val="22"/>
                 <w:szCs w:val="20"/>
               </w:rPr>
               <w:t xml:space="preserve">Mr. Ruiz posted these questions. Write </w:t>
@@ -736,7 +740,7 @@
                 <w:rFonts w:ascii="Avenir Next" w:hAnsi="Avenir Next" w:cs="Avenir Next" w:eastAsia="Avenir Next"/>
                 <w:b/>
                 <w:color w:val="1A1A1A"/>
-                <w:sz w:val="20"/>
+                <w:sz w:val="22"/>
                 <w:szCs w:val="20"/>
               </w:rPr>
               <w:t xml:space="preserve">S</w:t>
@@ -745,7 +749,7 @@
               <w:rPr>
                 <w:rFonts w:ascii="Avenir Next" w:hAnsi="Avenir Next" w:cs="Avenir Next" w:eastAsia="Avenir Next"/>
                 <w:color w:val="1A1A1A"/>
-                <w:sz w:val="20"/>
+                <w:sz w:val="22"/>
                 <w:szCs w:val="20"/>
               </w:rPr>
               <w:t xml:space="preserve"> (statistical) or </w:t>
@@ -755,7 +759,7 @@
                 <w:rFonts w:ascii="Avenir Next" w:hAnsi="Avenir Next" w:cs="Avenir Next" w:eastAsia="Avenir Next"/>
                 <w:b/>
                 <w:color w:val="1A1A1A"/>
-                <w:sz w:val="20"/>
+                <w:sz w:val="22"/>
                 <w:szCs w:val="20"/>
               </w:rPr>
               <w:t xml:space="preserve">N</w:t>
@@ -764,7 +768,7 @@
               <w:rPr>
                 <w:rFonts w:ascii="Avenir Next" w:hAnsi="Avenir Next" w:cs="Avenir Next" w:eastAsia="Avenir Next"/>
                 <w:color w:val="1A1A1A"/>
-                <w:sz w:val="20"/>
+                <w:sz w:val="22"/>
                 <w:szCs w:val="20"/>
               </w:rPr>
               <w:t xml:space="preserve"> (not statistical).</w:t>
@@ -817,7 +821,7 @@
                       <w:rFonts w:ascii="Avenir Next" w:hAnsi="Avenir Next" w:cs="Avenir Next" w:eastAsia="Avenir Next"/>
                       <w:b/>
                       <w:color w:val="1A1A1A"/>
-                      <w:sz w:val="19"/>
+                      <w:sz w:val="22"/>
                       <w:szCs w:val="19"/>
                     </w:rPr>
                     <w:t xml:space="preserve">Question</w:t>
@@ -840,7 +844,7 @@
                       <w:rFonts w:ascii="Avenir Next" w:hAnsi="Avenir Next" w:cs="Avenir Next" w:eastAsia="Avenir Next"/>
                       <w:b/>
                       <w:color w:val="1A1A1A"/>
-                      <w:sz w:val="19"/>
+                      <w:sz w:val="22"/>
                       <w:szCs w:val="19"/>
                     </w:rPr>
                     <w:t xml:space="preserve">S or N</w:t>
@@ -869,7 +873,7 @@
                       <w:rFonts w:ascii="Avenir Next" w:hAnsi="Avenir Next" w:cs="Avenir Next" w:eastAsia="Avenir Next"/>
                       <w:b/>
                       <w:color w:val="1A1A1A"/>
-                      <w:sz w:val="19"/>
+                      <w:sz w:val="22"/>
                       <w:szCs w:val="19"/>
                     </w:rPr>
                     <w:t xml:space="preserve">How many pets do you have?</w:t>
@@ -883,7 +887,7 @@
                 </w:tcPr>
                 <w:p>
                   <w:pPr>
-                    <w:spacing w:before="0" w:after="0" w:line="240" w:lineRule="auto"/>
+                    <w:spacing w:before="0" w:after="0" w:line="50" w:lineRule="exact"/>
                   </w:pPr>
                 </w:p>
               </w:tc>
@@ -909,7 +913,7 @@
                       <w:rFonts w:ascii="Avenir Next" w:hAnsi="Avenir Next" w:cs="Avenir Next" w:eastAsia="Avenir Next"/>
                       <w:b/>
                       <w:color w:val="1A1A1A"/>
-                      <w:sz w:val="19"/>
+                      <w:sz w:val="22"/>
                       <w:szCs w:val="19"/>
                     </w:rPr>
                     <w:t xml:space="preserve">How many days are in June?</w:t>
@@ -923,7 +927,7 @@
                 </w:tcPr>
                 <w:p>
                   <w:pPr>
-                    <w:spacing w:before="0" w:after="0" w:line="240" w:lineRule="auto"/>
+                    <w:spacing w:before="0" w:after="0" w:line="50" w:lineRule="exact"/>
                   </w:pPr>
                 </w:p>
               </w:tc>
@@ -949,7 +953,7 @@
                       <w:rFonts w:ascii="Avenir Next" w:hAnsi="Avenir Next" w:cs="Avenir Next" w:eastAsia="Avenir Next"/>
                       <w:b/>
                       <w:color w:val="1A1A1A"/>
-                      <w:sz w:val="19"/>
+                      <w:sz w:val="22"/>
                       <w:szCs w:val="19"/>
                     </w:rPr>
                     <w:t xml:space="preserve">What time does first bell ring?</w:t>
@@ -963,7 +967,7 @@
                 </w:tcPr>
                 <w:p>
                   <w:pPr>
-                    <w:spacing w:before="0" w:after="0" w:line="240" w:lineRule="auto"/>
+                    <w:spacing w:before="0" w:after="0" w:line="50" w:lineRule="exact"/>
                   </w:pPr>
                 </w:p>
               </w:tc>
@@ -989,7 +993,7 @@
                       <w:rFonts w:ascii="Avenir Next" w:hAnsi="Avenir Next" w:cs="Avenir Next" w:eastAsia="Avenir Next"/>
                       <w:b/>
                       <w:color w:val="1A1A1A"/>
-                      <w:sz w:val="19"/>
+                      <w:sz w:val="22"/>
                       <w:szCs w:val="19"/>
                     </w:rPr>
                     <w:t xml:space="preserve">How far do you live from school?</w:t>
@@ -1003,7 +1007,7 @@
                 </w:tcPr>
                 <w:p>
                   <w:pPr>
-                    <w:spacing w:before="0" w:after="0" w:line="240" w:lineRule="auto"/>
+                    <w:spacing w:before="0" w:after="0" w:line="50" w:lineRule="exact"/>
                   </w:pPr>
                 </w:p>
               </w:tc>
@@ -1011,7 +1015,7 @@
           </w:tbl>
           <w:p>
             <w:pPr>
-              <w:spacing w:before="0" w:after="0" w:line="24" w:lineRule="auto"/>
+              <w:spacing w:before="0" w:after="0" w:line="50" w:lineRule="exact"/>
             </w:pPr>
           </w:p>
         </w:tc>
@@ -1019,12 +1023,12 @@
     </w:tbl>
     <w:p>
       <w:pPr>
-        <w:spacing w:before="0" w:after="0" w:line="20" w:lineRule="exact"/>
+        <w:spacing w:before="0" w:after="0" w:line="50" w:lineRule="exact"/>
       </w:pPr>
     </w:p>
     <w:p>
       <w:pPr>
-        <w:spacing w:before="0" w:after="0" w:line="20" w:lineRule="exact"/>
+        <w:spacing w:before="0" w:after="0" w:line="50" w:lineRule="exact"/>
       </w:pPr>
     </w:p>
     <w:tbl>
@@ -1074,18 +1078,18 @@
                 <w:rFonts w:ascii="Avenir Next" w:hAnsi="Avenir Next" w:cs="Avenir Next" w:eastAsia="Avenir Next"/>
                 <w:b/>
                 <w:color w:val="1A1A1A"/>
+                <w:sz w:val="22"/>
+                <w:szCs w:val="20"/>
+              </w:rPr>
+              <w:t xml:space="preserve">2.</w:t>
+            </w:r>
+            <w:r>
+              <w:rPr>
+                <w:rFonts w:ascii="Avenir Next" w:hAnsi="Avenir Next" w:cs="Avenir Next" w:eastAsia="Avenir Next"/>
+                <w:color w:val="1A1A1A"/>
                 <w:sz w:val="20"/>
                 <w:szCs w:val="20"/>
               </w:rPr>
-              <w:t xml:space="preserve">2.</w:t>
-            </w:r>
-            <w:r>
-              <w:rPr>
-                <w:rFonts w:ascii="Avenir Next" w:hAnsi="Avenir Next" w:cs="Avenir Next" w:eastAsia="Avenir Next"/>
-                <w:color w:val="1A1A1A"/>
-                <w:sz w:val="20"/>
-                <w:szCs w:val="20"/>
-              </w:rPr>
               <w:tab/>
             </w:r>
             <w:r>
@@ -1093,7 +1097,7 @@
                 <w:rFonts w:ascii="Avenir Next" w:hAnsi="Avenir Next" w:cs="Avenir Next" w:eastAsia="Avenir Next"/>
                 <w:b/>
                 <w:color w:val="1A1A1A"/>
-                <w:sz w:val="20"/>
+                <w:sz w:val="22"/>
                 <w:szCs w:val="20"/>
               </w:rPr>
               <w:t xml:space="preserve">Reading Minutes.</w:t>
@@ -1102,7 +1106,7 @@
               <w:rPr>
                 <w:rFonts w:ascii="Avenir Next" w:hAnsi="Avenir Next" w:cs="Avenir Next" w:eastAsia="Avenir Next"/>
                 <w:color w:val="1A1A1A"/>
-                <w:sz w:val="20"/>
+                <w:sz w:val="22"/>
                 <w:szCs w:val="20"/>
               </w:rPr>
               <w:t xml:space="preserve">  Ms. Okafor asked, “How many minutes did you read last night?” Six students answered: 15, 40, 0, 35, 20, 10.</w:t>
@@ -1119,7 +1123,7 @@
                 <w:rFonts w:ascii="Avenir Next" w:hAnsi="Avenir Next" w:cs="Avenir Next" w:eastAsia="Avenir Next"/>
                 <w:b/>
                 <w:color w:val="003A70"/>
-                <w:sz w:val="17"/>
+                <w:sz w:val="22"/>
                 <w:szCs w:val="17"/>
               </w:rPr>
               <w:t xml:space="preserve">Hint  </w:t>
@@ -1129,7 +1133,7 @@
                 <w:rFonts w:ascii="Avenir Next" w:hAnsi="Avenir Next" w:cs="Avenir Next" w:eastAsia="Avenir Next"/>
                 <w:i/>
                 <w:color w:val="5A5F66"/>
-                <w:sz w:val="17"/>
+                <w:sz w:val="22"/>
                 <w:szCs w:val="17"/>
               </w:rPr>
               <w:t xml:space="preserve">Find the smallest number in the list, even if it is 0.</w:t>
@@ -1184,25 +1188,25 @@
                       <w:rFonts w:ascii="Avenir Next" w:hAnsi="Avenir Next" w:cs="Avenir Next" w:eastAsia="Avenir Next"/>
                       <w:b/>
                       <w:color w:val="003A70"/>
+                      <w:sz w:val="22"/>
+                      <w:szCs w:val="20"/>
+                    </w:rPr>
+                    <w:t xml:space="preserve">a.</w:t>
+                  </w:r>
+                  <w:r>
+                    <w:rPr>
+                      <w:rFonts w:ascii="Avenir Next" w:hAnsi="Avenir Next" w:cs="Avenir Next" w:eastAsia="Avenir Next"/>
+                      <w:color w:val="1A1A1A"/>
                       <w:sz w:val="20"/>
                       <w:szCs w:val="20"/>
                     </w:rPr>
-                    <w:t xml:space="preserve">a.</w:t>
-                  </w:r>
-                  <w:r>
-                    <w:rPr>
-                      <w:rFonts w:ascii="Avenir Next" w:hAnsi="Avenir Next" w:cs="Avenir Next" w:eastAsia="Avenir Next"/>
-                      <w:color w:val="1A1A1A"/>
-                      <w:sz w:val="20"/>
-                      <w:szCs w:val="20"/>
-                    </w:rPr>
                     <w:tab/>
                   </w:r>
                   <w:r>
                     <w:rPr>
                       <w:rFonts w:ascii="Avenir Next" w:hAnsi="Avenir Next" w:cs="Avenir Next" w:eastAsia="Avenir Next"/>
                       <w:color w:val="1A1A1A"/>
-                      <w:sz w:val="20"/>
+                      <w:sz w:val="22"/>
                       <w:szCs w:val="20"/>
                     </w:rPr>
                     <w:t xml:space="preserve">S or N?</w:t>
@@ -1246,25 +1250,25 @@
                       <w:rFonts w:ascii="Avenir Next" w:hAnsi="Avenir Next" w:cs="Avenir Next" w:eastAsia="Avenir Next"/>
                       <w:b/>
                       <w:color w:val="003A70"/>
+                      <w:sz w:val="22"/>
+                      <w:szCs w:val="20"/>
+                    </w:rPr>
+                    <w:t xml:space="preserve">b.</w:t>
+                  </w:r>
+                  <w:r>
+                    <w:rPr>
+                      <w:rFonts w:ascii="Avenir Next" w:hAnsi="Avenir Next" w:cs="Avenir Next" w:eastAsia="Avenir Next"/>
+                      <w:color w:val="1A1A1A"/>
                       <w:sz w:val="20"/>
                       <w:szCs w:val="20"/>
                     </w:rPr>
-                    <w:t xml:space="preserve">b.</w:t>
-                  </w:r>
-                  <w:r>
-                    <w:rPr>
-                      <w:rFonts w:ascii="Avenir Next" w:hAnsi="Avenir Next" w:cs="Avenir Next" w:eastAsia="Avenir Next"/>
-                      <w:color w:val="1A1A1A"/>
-                      <w:sz w:val="20"/>
-                      <w:szCs w:val="20"/>
-                    </w:rPr>
                     <w:tab/>
                   </w:r>
                   <w:r>
                     <w:rPr>
                       <w:rFonts w:ascii="Avenir Next" w:hAnsi="Avenir Next" w:cs="Avenir Next" w:eastAsia="Avenir Next"/>
                       <w:color w:val="1A1A1A"/>
-                      <w:sz w:val="20"/>
+                      <w:sz w:val="22"/>
                       <w:szCs w:val="20"/>
                     </w:rPr>
                     <w:t xml:space="preserve">How many answered?</w:t>
@@ -1314,25 +1318,25 @@
                       <w:rFonts w:ascii="Avenir Next" w:hAnsi="Avenir Next" w:cs="Avenir Next" w:eastAsia="Avenir Next"/>
                       <w:b/>
                       <w:color w:val="003A70"/>
+                      <w:sz w:val="22"/>
+                      <w:szCs w:val="20"/>
+                    </w:rPr>
+                    <w:t xml:space="preserve">c.</w:t>
+                  </w:r>
+                  <w:r>
+                    <w:rPr>
+                      <w:rFonts w:ascii="Avenir Next" w:hAnsi="Avenir Next" w:cs="Avenir Next" w:eastAsia="Avenir Next"/>
+                      <w:color w:val="1A1A1A"/>
                       <w:sz w:val="20"/>
                       <w:szCs w:val="20"/>
                     </w:rPr>
-                    <w:t xml:space="preserve">c.</w:t>
-                  </w:r>
-                  <w:r>
-                    <w:rPr>
-                      <w:rFonts w:ascii="Avenir Next" w:hAnsi="Avenir Next" w:cs="Avenir Next" w:eastAsia="Avenir Next"/>
-                      <w:color w:val="1A1A1A"/>
-                      <w:sz w:val="20"/>
-                      <w:szCs w:val="20"/>
-                    </w:rPr>
                     <w:tab/>
                   </w:r>
                   <w:r>
                     <w:rPr>
                       <w:rFonts w:ascii="Avenir Next" w:hAnsi="Avenir Next" w:cs="Avenir Next" w:eastAsia="Avenir Next"/>
                       <w:color w:val="1A1A1A"/>
-                      <w:sz w:val="20"/>
+                      <w:sz w:val="22"/>
                       <w:szCs w:val="20"/>
                     </w:rPr>
                     <w:t xml:space="preserve">Least answer:</w:t>
@@ -1376,25 +1380,25 @@
                       <w:rFonts w:ascii="Avenir Next" w:hAnsi="Avenir Next" w:cs="Avenir Next" w:eastAsia="Avenir Next"/>
                       <w:b/>
                       <w:color w:val="003A70"/>
+                      <w:sz w:val="22"/>
+                      <w:szCs w:val="20"/>
+                    </w:rPr>
+                    <w:t xml:space="preserve">d.</w:t>
+                  </w:r>
+                  <w:r>
+                    <w:rPr>
+                      <w:rFonts w:ascii="Avenir Next" w:hAnsi="Avenir Next" w:cs="Avenir Next" w:eastAsia="Avenir Next"/>
+                      <w:color w:val="1A1A1A"/>
                       <w:sz w:val="20"/>
                       <w:szCs w:val="20"/>
                     </w:rPr>
-                    <w:t xml:space="preserve">d.</w:t>
-                  </w:r>
-                  <w:r>
-                    <w:rPr>
-                      <w:rFonts w:ascii="Avenir Next" w:hAnsi="Avenir Next" w:cs="Avenir Next" w:eastAsia="Avenir Next"/>
-                      <w:color w:val="1A1A1A"/>
-                      <w:sz w:val="20"/>
-                      <w:szCs w:val="20"/>
-                    </w:rPr>
                     <w:tab/>
                   </w:r>
                   <w:r>
                     <w:rPr>
                       <w:rFonts w:ascii="Avenir Next" w:hAnsi="Avenir Next" w:cs="Avenir Next" w:eastAsia="Avenir Next"/>
                       <w:color w:val="1A1A1A"/>
-                      <w:sz w:val="20"/>
+                      <w:sz w:val="22"/>
                       <w:szCs w:val="20"/>
                     </w:rPr>
                     <w:t xml:space="preserve">Greatest answer:</w:t>
@@ -1424,7 +1428,7 @@
           </w:tbl>
           <w:p>
             <w:pPr>
-              <w:spacing w:before="0" w:after="0" w:line="24" w:lineRule="auto"/>
+              <w:spacing w:before="0" w:after="0" w:line="50" w:lineRule="exact"/>
             </w:pPr>
           </w:p>
         </w:tc>
@@ -1432,12 +1436,12 @@
     </w:tbl>
     <w:p>
       <w:pPr>
-        <w:spacing w:before="0" w:after="0" w:line="20" w:lineRule="exact"/>
+        <w:spacing w:before="0" w:after="0" w:line="50" w:lineRule="exact"/>
       </w:pPr>
     </w:p>
     <w:p>
       <w:pPr>
-        <w:spacing w:before="0" w:after="0" w:line="20" w:lineRule="exact"/>
+        <w:spacing w:before="0" w:after="0" w:line="50" w:lineRule="exact"/>
       </w:pPr>
     </w:p>
     <w:tbl>
@@ -1488,18 +1492,18 @@
                 <w:rFonts w:ascii="Avenir Next" w:hAnsi="Avenir Next" w:cs="Avenir Next" w:eastAsia="Avenir Next"/>
                 <w:b/>
                 <w:color w:val="1A1A1A"/>
+                <w:sz w:val="22"/>
+                <w:szCs w:val="20"/>
+              </w:rPr>
+              <w:t xml:space="preserve">3.</w:t>
+            </w:r>
+            <w:r>
+              <w:rPr>
+                <w:rFonts w:ascii="Avenir Next" w:hAnsi="Avenir Next" w:cs="Avenir Next" w:eastAsia="Avenir Next"/>
+                <w:color w:val="1A1A1A"/>
                 <w:sz w:val="20"/>
                 <w:szCs w:val="20"/>
               </w:rPr>
-              <w:t xml:space="preserve">3.</w:t>
-            </w:r>
-            <w:r>
-              <w:rPr>
-                <w:rFonts w:ascii="Avenir Next" w:hAnsi="Avenir Next" w:cs="Avenir Next" w:eastAsia="Avenir Next"/>
-                <w:color w:val="1A1A1A"/>
-                <w:sz w:val="20"/>
-                <w:szCs w:val="20"/>
-              </w:rPr>
               <w:tab/>
             </w:r>
             <w:r>
@@ -1507,7 +1511,7 @@
                 <w:rFonts w:ascii="Avenir Next" w:hAnsi="Avenir Next" w:cs="Avenir Next" w:eastAsia="Avenir Next"/>
                 <w:b/>
                 <w:color w:val="1A1A1A"/>
-                <w:sz w:val="20"/>
+                <w:sz w:val="22"/>
                 <w:szCs w:val="20"/>
               </w:rPr>
               <w:t xml:space="preserve">Two Questions.  </w:t>
@@ -1516,7 +1520,7 @@
               <w:rPr>
                 <w:rFonts w:ascii="Avenir Next" w:hAnsi="Avenir Next" w:cs="Avenir Next" w:eastAsia="Avenir Next"/>
                 <w:color w:val="1A1A1A"/>
-                <w:sz w:val="20"/>
+                <w:sz w:val="22"/>
                 <w:szCs w:val="20"/>
               </w:rPr>
               <w:t xml:space="preserve">Deshawn asks: (1) “What number is on your locker?” (2) “How many lockers are in the sixth-grade hallway?” Which one is statistical?</w:t>
@@ -1533,7 +1537,7 @@
                 <w:rFonts w:ascii="Avenir Next" w:hAnsi="Avenir Next" w:cs="Avenir Next" w:eastAsia="Avenir Next"/>
                 <w:b/>
                 <w:color w:val="003A70"/>
-                <w:sz w:val="17"/>
+                <w:sz w:val="22"/>
                 <w:szCs w:val="17"/>
               </w:rPr>
               <w:t xml:space="preserve">Hint  </w:t>
@@ -1543,7 +1547,7 @@
                 <w:rFonts w:ascii="Avenir Next" w:hAnsi="Avenir Next" w:cs="Avenir Next" w:eastAsia="Avenir Next"/>
                 <w:i/>
                 <w:color w:val="5A5F66"/>
-                <w:sz w:val="17"/>
+                <w:sz w:val="22"/>
                 <w:szCs w:val="17"/>
               </w:rPr>
               <w:t xml:space="preserve">Would every classmate give the same answer?</w:t>
@@ -1611,7 +1615,7 @@
                     <w:rPr>
                       <w:rFonts w:ascii="Avenir Next" w:hAnsi="Avenir Next" w:cs="Avenir Next" w:eastAsia="Avenir Next"/>
                       <w:color w:val="1A1A1A"/>
-                      <w:sz w:val="19"/>
+                      <w:sz w:val="22"/>
                       <w:szCs w:val="19"/>
                     </w:rPr>
                     <w:t xml:space="preserve">Question 1</w:t>
@@ -1650,7 +1654,7 @@
                     <w:rPr>
                       <w:rFonts w:ascii="Avenir Next" w:hAnsi="Avenir Next" w:cs="Avenir Next" w:eastAsia="Avenir Next"/>
                       <w:color w:val="1A1A1A"/>
-                      <w:sz w:val="19"/>
+                      <w:sz w:val="22"/>
                       <w:szCs w:val="19"/>
                     </w:rPr>
                     <w:t xml:space="preserve">Question 2</w:t>
@@ -1661,7 +1665,7 @@
           </w:tbl>
           <w:p>
             <w:pPr>
-              <w:spacing w:before="0" w:after="0" w:line="24" w:lineRule="auto"/>
+              <w:spacing w:before="0" w:after="0" w:line="50" w:lineRule="exact"/>
             </w:pPr>
           </w:p>
         </w:tc>
@@ -1684,18 +1688,18 @@
                 <w:rFonts w:ascii="Avenir Next" w:hAnsi="Avenir Next" w:cs="Avenir Next" w:eastAsia="Avenir Next"/>
                 <w:b/>
                 <w:color w:val="1A1A1A"/>
+                <w:sz w:val="22"/>
+                <w:szCs w:val="20"/>
+              </w:rPr>
+              <w:t xml:space="preserve">4.</w:t>
+            </w:r>
+            <w:r>
+              <w:rPr>
+                <w:rFonts w:ascii="Avenir Next" w:hAnsi="Avenir Next" w:cs="Avenir Next" w:eastAsia="Avenir Next"/>
+                <w:color w:val="1A1A1A"/>
                 <w:sz w:val="20"/>
                 <w:szCs w:val="20"/>
               </w:rPr>
-              <w:t xml:space="preserve">4.</w:t>
-            </w:r>
-            <w:r>
-              <w:rPr>
-                <w:rFonts w:ascii="Avenir Next" w:hAnsi="Avenir Next" w:cs="Avenir Next" w:eastAsia="Avenir Next"/>
-                <w:color w:val="1A1A1A"/>
-                <w:sz w:val="20"/>
-                <w:szCs w:val="20"/>
-              </w:rPr>
               <w:tab/>
             </w:r>
             <w:r>
@@ -1703,7 +1707,7 @@
                 <w:rFonts w:ascii="Avenir Next" w:hAnsi="Avenir Next" w:cs="Avenir Next" w:eastAsia="Avenir Next"/>
                 <w:b/>
                 <w:color w:val="1A1A1A"/>
-                <w:sz w:val="20"/>
+                <w:sz w:val="22"/>
                 <w:szCs w:val="20"/>
               </w:rPr>
               <w:t xml:space="preserve">Tomas’s Claim.  </w:t>
@@ -1712,7 +1716,7 @@
               <w:rPr>
                 <w:rFonts w:ascii="Avenir Next" w:hAnsi="Avenir Next" w:cs="Avenir Next" w:eastAsia="Avenir Next"/>
                 <w:color w:val="1A1A1A"/>
-                <w:sz w:val="20"/>
+                <w:sz w:val="22"/>
                 <w:szCs w:val="20"/>
               </w:rPr>
               <w:t xml:space="preserve">Tomas says the answers to “How many tables are in our cafeteria?” will vary. Is he right?</w:t>
@@ -1729,7 +1733,7 @@
                 <w:rFonts w:ascii="Avenir Next" w:hAnsi="Avenir Next" w:cs="Avenir Next" w:eastAsia="Avenir Next"/>
                 <w:b/>
                 <w:color w:val="003A70"/>
-                <w:sz w:val="17"/>
+                <w:sz w:val="22"/>
                 <w:szCs w:val="17"/>
               </w:rPr>
               <w:t xml:space="preserve">Hint  </w:t>
@@ -1739,7 +1743,7 @@
                 <w:rFonts w:ascii="Avenir Next" w:hAnsi="Avenir Next" w:cs="Avenir Next" w:eastAsia="Avenir Next"/>
                 <w:i/>
                 <w:color w:val="5A5F66"/>
-                <w:sz w:val="17"/>
+                <w:sz w:val="22"/>
                 <w:szCs w:val="17"/>
               </w:rPr>
               <w:t xml:space="preserve">Would two students counting give different numbers?</w:t>
@@ -1807,7 +1811,7 @@
                     <w:rPr>
                       <w:rFonts w:ascii="Avenir Next" w:hAnsi="Avenir Next" w:cs="Avenir Next" w:eastAsia="Avenir Next"/>
                       <w:color w:val="1A1A1A"/>
-                      <w:sz w:val="19"/>
+                      <w:sz w:val="22"/>
                       <w:szCs w:val="19"/>
                     </w:rPr>
                     <w:t xml:space="preserve">Yes, statistical</w:t>
@@ -1846,7 +1850,7 @@
                     <w:rPr>
                       <w:rFonts w:ascii="Avenir Next" w:hAnsi="Avenir Next" w:cs="Avenir Next" w:eastAsia="Avenir Next"/>
                       <w:color w:val="1A1A1A"/>
-                      <w:sz w:val="19"/>
+                      <w:sz w:val="22"/>
                       <w:szCs w:val="19"/>
                     </w:rPr>
                     <w:t xml:space="preserve">No, not statistical</w:t>
@@ -1857,7 +1861,7 @@
           </w:tbl>
           <w:p>
             <w:pPr>
-              <w:spacing w:before="0" w:after="0" w:line="24" w:lineRule="auto"/>
+              <w:spacing w:before="0" w:after="0" w:line="50" w:lineRule="exact"/>
             </w:pPr>
           </w:p>
         </w:tc>
@@ -1865,12 +1869,12 @@
     </w:tbl>
     <w:p>
       <w:pPr>
-        <w:spacing w:before="0" w:after="0" w:line="20" w:lineRule="exact"/>
+        <w:spacing w:before="0" w:after="0" w:line="50" w:lineRule="exact"/>
       </w:pPr>
     </w:p>
     <w:p>
       <w:pPr>
-        <w:spacing w:before="0" w:after="0" w:line="20" w:lineRule="exact"/>
+        <w:spacing w:before="0" w:after="0" w:line="50" w:lineRule="exact"/>
       </w:pPr>
     </w:p>
     <w:tbl>
@@ -1920,18 +1924,18 @@
                 <w:rFonts w:ascii="Avenir Next" w:hAnsi="Avenir Next" w:cs="Avenir Next" w:eastAsia="Avenir Next"/>
                 <w:b/>
                 <w:color w:val="1A1A1A"/>
+                <w:sz w:val="22"/>
+                <w:szCs w:val="20"/>
+              </w:rPr>
+              <w:t xml:space="preserve">5.</w:t>
+            </w:r>
+            <w:r>
+              <w:rPr>
+                <w:rFonts w:ascii="Avenir Next" w:hAnsi="Avenir Next" w:cs="Avenir Next" w:eastAsia="Avenir Next"/>
+                <w:color w:val="1A1A1A"/>
                 <w:sz w:val="20"/>
                 <w:szCs w:val="20"/>
               </w:rPr>
-              <w:t xml:space="preserve">5.</w:t>
-            </w:r>
-            <w:r>
-              <w:rPr>
-                <w:rFonts w:ascii="Avenir Next" w:hAnsi="Avenir Next" w:cs="Avenir Next" w:eastAsia="Avenir Next"/>
-                <w:color w:val="1A1A1A"/>
-                <w:sz w:val="20"/>
-                <w:szCs w:val="20"/>
-              </w:rPr>
               <w:tab/>
             </w:r>
             <w:r>
@@ -1939,7 +1943,7 @@
                 <w:rFonts w:ascii="Avenir Next" w:hAnsi="Avenir Next" w:cs="Avenir Next" w:eastAsia="Avenir Next"/>
                 <w:b/>
                 <w:color w:val="1A1A1A"/>
-                <w:sz w:val="20"/>
+                <w:sz w:val="22"/>
                 <w:szCs w:val="20"/>
               </w:rPr>
               <w:t xml:space="preserve">Store Spending.</w:t>
@@ -1948,7 +1952,7 @@
               <w:rPr>
                 <w:rFonts w:ascii="Avenir Next" w:hAnsi="Avenir Next" w:cs="Avenir Next" w:eastAsia="Avenir Next"/>
                 <w:color w:val="1A1A1A"/>
-                <w:sz w:val="20"/>
+                <w:sz w:val="22"/>
                 <w:szCs w:val="20"/>
               </w:rPr>
               <w:t xml:space="preserve">  Ms. Bellamy asks shoppers at the school store, “How much money did you spend today?” Five shoppers answered: 3, 7, 2, 6, 4 dollars.</w:t>
@@ -1965,7 +1969,7 @@
                 <w:rFonts w:ascii="Avenir Next" w:hAnsi="Avenir Next" w:cs="Avenir Next" w:eastAsia="Avenir Next"/>
                 <w:b/>
                 <w:color w:val="003A70"/>
-                <w:sz w:val="17"/>
+                <w:sz w:val="22"/>
                 <w:szCs w:val="17"/>
               </w:rPr>
               <w:t xml:space="preserve">Hint  </w:t>
@@ -1975,7 +1979,7 @@
                 <w:rFonts w:ascii="Avenir Next" w:hAnsi="Avenir Next" w:cs="Avenir Next" w:eastAsia="Avenir Next"/>
                 <w:i/>
                 <w:color w:val="5A5F66"/>
-                <w:sz w:val="17"/>
+                <w:sz w:val="22"/>
                 <w:szCs w:val="17"/>
               </w:rPr>
               <w:t xml:space="preserve">Add all the amounts to find the total.</w:t>
@@ -2031,25 +2035,25 @@
                       <w:rFonts w:ascii="Avenir Next" w:hAnsi="Avenir Next" w:cs="Avenir Next" w:eastAsia="Avenir Next"/>
                       <w:b/>
                       <w:color w:val="003A70"/>
+                      <w:sz w:val="22"/>
+                      <w:szCs w:val="20"/>
+                    </w:rPr>
+                    <w:t xml:space="preserve">a.</w:t>
+                  </w:r>
+                  <w:r>
+                    <w:rPr>
+                      <w:rFonts w:ascii="Avenir Next" w:hAnsi="Avenir Next" w:cs="Avenir Next" w:eastAsia="Avenir Next"/>
+                      <w:color w:val="1A1A1A"/>
                       <w:sz w:val="20"/>
                       <w:szCs w:val="20"/>
                     </w:rPr>
-                    <w:t xml:space="preserve">a.</w:t>
-                  </w:r>
-                  <w:r>
-                    <w:rPr>
-                      <w:rFonts w:ascii="Avenir Next" w:hAnsi="Avenir Next" w:cs="Avenir Next" w:eastAsia="Avenir Next"/>
-                      <w:color w:val="1A1A1A"/>
-                      <w:sz w:val="20"/>
-                      <w:szCs w:val="20"/>
-                    </w:rPr>
                     <w:tab/>
                   </w:r>
                   <w:r>
                     <w:rPr>
                       <w:rFonts w:ascii="Avenir Next" w:hAnsi="Avenir Next" w:cs="Avenir Next" w:eastAsia="Avenir Next"/>
                       <w:color w:val="1A1A1A"/>
-                      <w:sz w:val="20"/>
+                      <w:sz w:val="22"/>
                       <w:szCs w:val="20"/>
                     </w:rPr>
                     <w:t xml:space="preserve">S or N?</w:t>
@@ -2093,25 +2097,25 @@
                       <w:rFonts w:ascii="Avenir Next" w:hAnsi="Avenir Next" w:cs="Avenir Next" w:eastAsia="Avenir Next"/>
                       <w:b/>
                       <w:color w:val="003A70"/>
+                      <w:sz w:val="22"/>
+                      <w:szCs w:val="20"/>
+                    </w:rPr>
+                    <w:t xml:space="preserve">b.</w:t>
+                  </w:r>
+                  <w:r>
+                    <w:rPr>
+                      <w:rFonts w:ascii="Avenir Next" w:hAnsi="Avenir Next" w:cs="Avenir Next" w:eastAsia="Avenir Next"/>
+                      <w:color w:val="1A1A1A"/>
                       <w:sz w:val="20"/>
                       <w:szCs w:val="20"/>
                     </w:rPr>
-                    <w:t xml:space="preserve">b.</w:t>
-                  </w:r>
-                  <w:r>
-                    <w:rPr>
-                      <w:rFonts w:ascii="Avenir Next" w:hAnsi="Avenir Next" w:cs="Avenir Next" w:eastAsia="Avenir Next"/>
-                      <w:color w:val="1A1A1A"/>
-                      <w:sz w:val="20"/>
-                      <w:szCs w:val="20"/>
-                    </w:rPr>
                     <w:tab/>
                   </w:r>
                   <w:r>
                     <w:rPr>
                       <w:rFonts w:ascii="Avenir Next" w:hAnsi="Avenir Next" w:cs="Avenir Next" w:eastAsia="Avenir Next"/>
                       <w:color w:val="1A1A1A"/>
-                      <w:sz w:val="20"/>
+                      <w:sz w:val="22"/>
                       <w:szCs w:val="20"/>
                     </w:rPr>
                     <w:t xml:space="preserve">Greatest:</w:t>
@@ -2155,25 +2159,25 @@
                       <w:rFonts w:ascii="Avenir Next" w:hAnsi="Avenir Next" w:cs="Avenir Next" w:eastAsia="Avenir Next"/>
                       <w:b/>
                       <w:color w:val="003A70"/>
+                      <w:sz w:val="22"/>
+                      <w:szCs w:val="20"/>
+                    </w:rPr>
+                    <w:t xml:space="preserve">c.</w:t>
+                  </w:r>
+                  <w:r>
+                    <w:rPr>
+                      <w:rFonts w:ascii="Avenir Next" w:hAnsi="Avenir Next" w:cs="Avenir Next" w:eastAsia="Avenir Next"/>
+                      <w:color w:val="1A1A1A"/>
                       <w:sz w:val="20"/>
                       <w:szCs w:val="20"/>
                     </w:rPr>
-                    <w:t xml:space="preserve">c.</w:t>
-                  </w:r>
-                  <w:r>
-                    <w:rPr>
-                      <w:rFonts w:ascii="Avenir Next" w:hAnsi="Avenir Next" w:cs="Avenir Next" w:eastAsia="Avenir Next"/>
-                      <w:color w:val="1A1A1A"/>
-                      <w:sz w:val="20"/>
-                      <w:szCs w:val="20"/>
-                    </w:rPr>
                     <w:tab/>
                   </w:r>
                   <w:r>
                     <w:rPr>
                       <w:rFonts w:ascii="Avenir Next" w:hAnsi="Avenir Next" w:cs="Avenir Next" w:eastAsia="Avenir Next"/>
                       <w:color w:val="1A1A1A"/>
-                      <w:sz w:val="20"/>
+                      <w:sz w:val="22"/>
                       <w:szCs w:val="20"/>
                     </w:rPr>
                     <w:t xml:space="preserve">Total spent:</w:t>
@@ -2203,7 +2207,7 @@
           </w:tbl>
           <w:p>
             <w:pPr>
-              <w:spacing w:before="0" w:after="0" w:line="24" w:lineRule="auto"/>
+              <w:spacing w:before="0" w:after="0" w:line="50" w:lineRule="exact"/>
             </w:pPr>
           </w:p>
         </w:tc>
@@ -2211,12 +2215,12 @@
     </w:tbl>
     <w:p>
       <w:pPr>
-        <w:spacing w:before="0" w:after="0" w:line="20" w:lineRule="exact"/>
+        <w:spacing w:before="0" w:after="0" w:line="50" w:lineRule="exact"/>
       </w:pPr>
     </w:p>
     <w:p>
       <w:pPr>
-        <w:spacing w:before="0" w:after="0" w:line="20" w:lineRule="exact"/>
+        <w:spacing w:before="0" w:after="0" w:line="50" w:lineRule="exact"/>
       </w:pPr>
     </w:p>
     <w:tbl>
@@ -2266,18 +2270,18 @@
                 <w:rFonts w:ascii="Avenir Next" w:hAnsi="Avenir Next" w:cs="Avenir Next" w:eastAsia="Avenir Next"/>
                 <w:b/>
                 <w:color w:val="1A1A1A"/>
+                <w:sz w:val="22"/>
+                <w:szCs w:val="20"/>
+              </w:rPr>
+              <w:t xml:space="preserve">6.</w:t>
+            </w:r>
+            <w:r>
+              <w:rPr>
+                <w:rFonts w:ascii="Avenir Next" w:hAnsi="Avenir Next" w:cs="Avenir Next" w:eastAsia="Avenir Next"/>
+                <w:color w:val="1A1A1A"/>
                 <w:sz w:val="20"/>
                 <w:szCs w:val="20"/>
               </w:rPr>
-              <w:t xml:space="preserve">6.</w:t>
-            </w:r>
-            <w:r>
-              <w:rPr>
-                <w:rFonts w:ascii="Avenir Next" w:hAnsi="Avenir Next" w:cs="Avenir Next" w:eastAsia="Avenir Next"/>
-                <w:color w:val="1A1A1A"/>
-                <w:sz w:val="20"/>
-                <w:szCs w:val="20"/>
-              </w:rPr>
               <w:tab/>
             </w:r>
             <w:r>
@@ -2285,7 +2289,7 @@
                 <w:rFonts w:ascii="Avenir Next" w:hAnsi="Avenir Next" w:cs="Avenir Next" w:eastAsia="Avenir Next"/>
                 <w:b/>
                 <w:color w:val="1A1A1A"/>
-                <w:sz w:val="20"/>
+                <w:sz w:val="22"/>
                 <w:szCs w:val="20"/>
               </w:rPr>
               <w:t xml:space="preserve">Fix the Question.  </w:t>
@@ -2294,7 +2298,7 @@
               <w:rPr>
                 <w:rFonts w:ascii="Avenir Next" w:hAnsi="Avenir Next" w:cs="Avenir Next" w:eastAsia="Avenir Next"/>
                 <w:color w:val="1A1A1A"/>
-                <w:sz w:val="20"/>
+                <w:sz w:val="22"/>
                 <w:szCs w:val="20"/>
               </w:rPr>
               <w:t xml:space="preserve">Rewrite “What year did our school open?” as a statistical question.</w:t>
@@ -2313,7 +2317,7 @@
                 <w:rFonts w:ascii="Avenir Next" w:hAnsi="Avenir Next" w:cs="Avenir Next" w:eastAsia="Avenir Next"/>
                 <w:b/>
                 <w:color w:val="1A1A1A"/>
-                <w:sz w:val="18"/>
+                <w:sz w:val="22"/>
                 <w:szCs w:val="18"/>
               </w:rPr>
               <w:t xml:space="preserve">New question</w:t>
@@ -2333,12 +2337,12 @@
     </w:tbl>
     <w:p>
       <w:pPr>
-        <w:spacing w:before="0" w:after="0" w:line="20" w:lineRule="exact"/>
+        <w:spacing w:before="0" w:after="0" w:line="50" w:lineRule="exact"/>
       </w:pPr>
     </w:p>
     <w:p>
       <w:pPr>
-        <w:spacing w:before="0" w:after="0" w:line="20" w:lineRule="exact"/>
+        <w:spacing w:before="0" w:after="0" w:line="50" w:lineRule="exact"/>
       </w:pPr>
     </w:p>
     <w:tbl>
@@ -2388,25 +2392,25 @@
                 <w:rFonts w:ascii="Avenir Next" w:hAnsi="Avenir Next" w:cs="Avenir Next" w:eastAsia="Avenir Next"/>
                 <w:b/>
                 <w:color w:val="1A1A1A"/>
+                <w:sz w:val="22"/>
+                <w:szCs w:val="20"/>
+              </w:rPr>
+              <w:t xml:space="preserve">7.</w:t>
+            </w:r>
+            <w:r>
+              <w:rPr>
+                <w:rFonts w:ascii="Avenir Next" w:hAnsi="Avenir Next" w:cs="Avenir Next" w:eastAsia="Avenir Next"/>
+                <w:color w:val="1A1A1A"/>
                 <w:sz w:val="20"/>
                 <w:szCs w:val="20"/>
               </w:rPr>
-              <w:t xml:space="preserve">7.</w:t>
-            </w:r>
-            <w:r>
-              <w:rPr>
-                <w:rFonts w:ascii="Avenir Next" w:hAnsi="Avenir Next" w:cs="Avenir Next" w:eastAsia="Avenir Next"/>
-                <w:color w:val="1A1A1A"/>
-                <w:sz w:val="20"/>
-                <w:szCs w:val="20"/>
-              </w:rPr>
               <w:tab/>
             </w:r>
             <w:r>
               <w:rPr>
                 <w:rFonts w:ascii="Avenir Next" w:hAnsi="Avenir Next" w:cs="Avenir Next" w:eastAsia="Avenir Next"/>
                 <w:color w:val="1A1A1A"/>
-                <w:sz w:val="20"/>
+                <w:sz w:val="22"/>
                 <w:szCs w:val="20"/>
               </w:rPr>
               <w:t xml:space="preserve">Sort the questions. Write </w:t>
@@ -2416,7 +2420,7 @@
                 <w:rFonts w:ascii="Avenir Next" w:hAnsi="Avenir Next" w:cs="Avenir Next" w:eastAsia="Avenir Next"/>
                 <w:b/>
                 <w:color w:val="1A1A1A"/>
-                <w:sz w:val="20"/>
+                <w:sz w:val="22"/>
                 <w:szCs w:val="20"/>
               </w:rPr>
               <w:t xml:space="preserve">S</w:t>
@@ -2425,7 +2429,7 @@
               <w:rPr>
                 <w:rFonts w:ascii="Avenir Next" w:hAnsi="Avenir Next" w:cs="Avenir Next" w:eastAsia="Avenir Next"/>
                 <w:color w:val="1A1A1A"/>
-                <w:sz w:val="20"/>
+                <w:sz w:val="22"/>
                 <w:szCs w:val="20"/>
               </w:rPr>
               <w:t xml:space="preserve"> or </w:t>
@@ -2435,7 +2439,7 @@
                 <w:rFonts w:ascii="Avenir Next" w:hAnsi="Avenir Next" w:cs="Avenir Next" w:eastAsia="Avenir Next"/>
                 <w:b/>
                 <w:color w:val="1A1A1A"/>
-                <w:sz w:val="20"/>
+                <w:sz w:val="22"/>
                 <w:szCs w:val="20"/>
               </w:rPr>
               <w:t xml:space="preserve">N</w:t>
@@ -2444,7 +2448,7 @@
               <w:rPr>
                 <w:rFonts w:ascii="Avenir Next" w:hAnsi="Avenir Next" w:cs="Avenir Next" w:eastAsia="Avenir Next"/>
                 <w:color w:val="1A1A1A"/>
-                <w:sz w:val="20"/>
+                <w:sz w:val="22"/>
                 <w:szCs w:val="20"/>
               </w:rPr>
               <w:t xml:space="preserve">. Then tell how many are statistical.</w:t>
@@ -2461,7 +2465,7 @@
                 <w:rFonts w:ascii="Avenir Next" w:hAnsi="Avenir Next" w:cs="Avenir Next" w:eastAsia="Avenir Next"/>
                 <w:b/>
                 <w:color w:val="003A70"/>
-                <w:sz w:val="17"/>
+                <w:sz w:val="22"/>
                 <w:szCs w:val="17"/>
               </w:rPr>
               <w:t xml:space="preserve">Hint  </w:t>
@@ -2471,7 +2475,7 @@
                 <w:rFonts w:ascii="Avenir Next" w:hAnsi="Avenir Next" w:cs="Avenir Next" w:eastAsia="Avenir Next"/>
                 <w:i/>
                 <w:color w:val="5A5F66"/>
-                <w:sz w:val="17"/>
+                <w:sz w:val="22"/>
                 <w:szCs w:val="17"/>
               </w:rPr>
               <w:t xml:space="preserve">Only one question has a single fixed answer.</w:t>
@@ -2524,7 +2528,7 @@
                       <w:rFonts w:ascii="Avenir Next" w:hAnsi="Avenir Next" w:cs="Avenir Next" w:eastAsia="Avenir Next"/>
                       <w:b/>
                       <w:color w:val="1A1A1A"/>
-                      <w:sz w:val="19"/>
+                      <w:sz w:val="22"/>
                       <w:szCs w:val="19"/>
                     </w:rPr>
                     <w:t xml:space="preserve">Question</w:t>
@@ -2547,7 +2551,7 @@
                       <w:rFonts w:ascii="Avenir Next" w:hAnsi="Avenir Next" w:cs="Avenir Next" w:eastAsia="Avenir Next"/>
                       <w:b/>
                       <w:color w:val="1A1A1A"/>
-                      <w:sz w:val="19"/>
+                      <w:sz w:val="22"/>
                       <w:szCs w:val="19"/>
                     </w:rPr>
                     <w:t xml:space="preserve">S or N</w:t>
@@ -2576,7 +2580,7 @@
                       <w:rFonts w:ascii="Avenir Next" w:hAnsi="Avenir Next" w:cs="Avenir Next" w:eastAsia="Avenir Next"/>
                       <w:b/>
                       <w:color w:val="1A1A1A"/>
-                      <w:sz w:val="19"/>
+                      <w:sz w:val="22"/>
                       <w:szCs w:val="19"/>
                     </w:rPr>
                     <w:t xml:space="preserve">What is the height of the flagpole at our school?</w:t>
@@ -2590,7 +2594,7 @@
                 </w:tcPr>
                 <w:p>
                   <w:pPr>
-                    <w:spacing w:before="0" w:after="0" w:line="240" w:lineRule="auto"/>
+                    <w:spacing w:before="0" w:after="0" w:line="50" w:lineRule="exact"/>
                   </w:pPr>
                 </w:p>
               </w:tc>
@@ -2616,7 +2620,7 @@
                       <w:rFonts w:ascii="Avenir Next" w:hAnsi="Avenir Next" w:cs="Avenir Next" w:eastAsia="Avenir Next"/>
                       <w:b/>
                       <w:color w:val="1A1A1A"/>
-                      <w:sz w:val="19"/>
+                      <w:sz w:val="22"/>
                       <w:szCs w:val="19"/>
                     </w:rPr>
                     <w:t xml:space="preserve">How tall is each sixth grader in our class?</w:t>
@@ -2630,7 +2634,7 @@
                 </w:tcPr>
                 <w:p>
                   <w:pPr>
-                    <w:spacing w:before="0" w:after="0" w:line="240" w:lineRule="auto"/>
+                    <w:spacing w:before="0" w:after="0" w:line="50" w:lineRule="exact"/>
                   </w:pPr>
                 </w:p>
               </w:tc>
@@ -2656,7 +2660,7 @@
                       <w:rFonts w:ascii="Avenir Next" w:hAnsi="Avenir Next" w:cs="Avenir Next" w:eastAsia="Avenir Next"/>
                       <w:b/>
                       <w:color w:val="1A1A1A"/>
-                      <w:sz w:val="19"/>
+                      <w:sz w:val="22"/>
                       <w:szCs w:val="19"/>
                     </w:rPr>
                     <w:t xml:space="preserve">How many pets does each student own?</w:t>
@@ -2670,7 +2674,7 @@
                 </w:tcPr>
                 <w:p>
                   <w:pPr>
-                    <w:spacing w:before="0" w:after="0" w:line="240" w:lineRule="auto"/>
+                    <w:spacing w:before="0" w:after="0" w:line="50" w:lineRule="exact"/>
                   </w:pPr>
                 </w:p>
               </w:tc>
@@ -2689,7 +2693,7 @@
                 <w:rFonts w:ascii="Avenir Next" w:hAnsi="Avenir Next" w:cs="Avenir Next" w:eastAsia="Avenir Next"/>
                 <w:b/>
                 <w:color w:val="1A1A1A"/>
-                <w:sz w:val="18"/>
+                <w:sz w:val="22"/>
                 <w:szCs w:val="18"/>
               </w:rPr>
               <w:t xml:space="preserve">How many S</w:t>
@@ -2709,12 +2713,12 @@
     </w:tbl>
     <w:p>
       <w:pPr>
-        <w:spacing w:before="0" w:after="0" w:line="20" w:lineRule="exact"/>
+        <w:spacing w:before="0" w:after="0" w:line="50" w:lineRule="exact"/>
       </w:pPr>
     </w:p>
     <w:p>
       <w:pPr>
-        <w:spacing w:before="0" w:after="0" w:line="20" w:lineRule="exact"/>
+        <w:spacing w:before="0" w:after="0" w:line="50" w:lineRule="exact"/>
       </w:pPr>
     </w:p>
     <w:tbl>
@@ -2764,18 +2768,18 @@
                 <w:rFonts w:ascii="Avenir Next" w:hAnsi="Avenir Next" w:cs="Avenir Next" w:eastAsia="Avenir Next"/>
                 <w:b/>
                 <w:color w:val="1A1A1A"/>
+                <w:sz w:val="22"/>
+                <w:szCs w:val="20"/>
+              </w:rPr>
+              <w:t xml:space="preserve">8.</w:t>
+            </w:r>
+            <w:r>
+              <w:rPr>
+                <w:rFonts w:ascii="Avenir Next" w:hAnsi="Avenir Next" w:cs="Avenir Next" w:eastAsia="Avenir Next"/>
+                <w:color w:val="1A1A1A"/>
                 <w:sz w:val="20"/>
                 <w:szCs w:val="20"/>
               </w:rPr>
-              <w:t xml:space="preserve">8.</w:t>
-            </w:r>
-            <w:r>
-              <w:rPr>
-                <w:rFonts w:ascii="Avenir Next" w:hAnsi="Avenir Next" w:cs="Avenir Next" w:eastAsia="Avenir Next"/>
-                <w:color w:val="1A1A1A"/>
-                <w:sz w:val="20"/>
-                <w:szCs w:val="20"/>
-              </w:rPr>
               <w:tab/>
             </w:r>
             <w:r>
@@ -2783,7 +2787,7 @@
                 <w:rFonts w:ascii="Avenir Next" w:hAnsi="Avenir Next" w:cs="Avenir Next" w:eastAsia="Avenir Next"/>
                 <w:b/>
                 <w:color w:val="1A1A1A"/>
-                <w:sz w:val="20"/>
+                <w:sz w:val="22"/>
                 <w:szCs w:val="20"/>
               </w:rPr>
               <w:t xml:space="preserve">Survey Design.  </w:t>
@@ -2792,7 +2796,7 @@
               <w:rPr>
                 <w:rFonts w:ascii="Avenir Next" w:hAnsi="Avenir Next" w:cs="Avenir Next" w:eastAsia="Avenir Next"/>
                 <w:color w:val="1A1A1A"/>
-                <w:sz w:val="20"/>
+                <w:sz w:val="22"/>
                 <w:szCs w:val="20"/>
               </w:rPr>
               <w:t xml:space="preserve">A school club wants to learn about sleep in sixth grade.</w:t>
@@ -2812,25 +2816,25 @@
                 <w:rFonts w:ascii="Avenir Next" w:hAnsi="Avenir Next" w:cs="Avenir Next" w:eastAsia="Avenir Next"/>
                 <w:b/>
                 <w:color w:val="003A70"/>
+                <w:sz w:val="22"/>
+                <w:szCs w:val="20"/>
+              </w:rPr>
+              <w:t xml:space="preserve">a.</w:t>
+            </w:r>
+            <w:r>
+              <w:rPr>
+                <w:rFonts w:ascii="Avenir Next" w:hAnsi="Avenir Next" w:cs="Avenir Next" w:eastAsia="Avenir Next"/>
+                <w:color w:val="1A1A1A"/>
                 <w:sz w:val="20"/>
                 <w:szCs w:val="20"/>
               </w:rPr>
-              <w:t xml:space="preserve">a.</w:t>
-            </w:r>
-            <w:r>
-              <w:rPr>
-                <w:rFonts w:ascii="Avenir Next" w:hAnsi="Avenir Next" w:cs="Avenir Next" w:eastAsia="Avenir Next"/>
-                <w:color w:val="1A1A1A"/>
-                <w:sz w:val="20"/>
-                <w:szCs w:val="20"/>
-              </w:rPr>
               <w:tab/>
             </w:r>
             <w:r>
               <w:rPr>
                 <w:rFonts w:ascii="Avenir Next" w:hAnsi="Avenir Next" w:cs="Avenir Next" w:eastAsia="Avenir Next"/>
                 <w:color w:val="1A1A1A"/>
-                <w:sz w:val="20"/>
+                <w:sz w:val="22"/>
                 <w:szCs w:val="20"/>
               </w:rPr>
               <w:t xml:space="preserve">Write a statistical question the club could ask.</w:t>
@@ -2850,25 +2854,25 @@
                 <w:rFonts w:ascii="Avenir Next" w:hAnsi="Avenir Next" w:cs="Avenir Next" w:eastAsia="Avenir Next"/>
                 <w:b/>
                 <w:color w:val="003A70"/>
+                <w:sz w:val="22"/>
+                <w:szCs w:val="20"/>
+              </w:rPr>
+              <w:t xml:space="preserve">b.</w:t>
+            </w:r>
+            <w:r>
+              <w:rPr>
+                <w:rFonts w:ascii="Avenir Next" w:hAnsi="Avenir Next" w:cs="Avenir Next" w:eastAsia="Avenir Next"/>
+                <w:color w:val="1A1A1A"/>
                 <w:sz w:val="20"/>
                 <w:szCs w:val="20"/>
               </w:rPr>
-              <w:t xml:space="preserve">b.</w:t>
-            </w:r>
-            <w:r>
-              <w:rPr>
-                <w:rFonts w:ascii="Avenir Next" w:hAnsi="Avenir Next" w:cs="Avenir Next" w:eastAsia="Avenir Next"/>
-                <w:color w:val="1A1A1A"/>
-                <w:sz w:val="20"/>
-                <w:szCs w:val="20"/>
-              </w:rPr>
               <w:tab/>
             </w:r>
             <w:r>
               <w:rPr>
                 <w:rFonts w:ascii="Avenir Next" w:hAnsi="Avenir Next" w:cs="Avenir Next" w:eastAsia="Avenir Next"/>
                 <w:color w:val="1A1A1A"/>
-                <w:sz w:val="20"/>
+                <w:sz w:val="22"/>
                 <w:szCs w:val="20"/>
               </w:rPr>
               <w:t xml:space="preserve">What would vary in the answers?</w:t>
@@ -2888,25 +2892,25 @@
                 <w:rFonts w:ascii="Avenir Next" w:hAnsi="Avenir Next" w:cs="Avenir Next" w:eastAsia="Avenir Next"/>
                 <w:b/>
                 <w:color w:val="003A70"/>
+                <w:sz w:val="22"/>
+                <w:szCs w:val="20"/>
+              </w:rPr>
+              <w:t xml:space="preserve">c.</w:t>
+            </w:r>
+            <w:r>
+              <w:rPr>
+                <w:rFonts w:ascii="Avenir Next" w:hAnsi="Avenir Next" w:cs="Avenir Next" w:eastAsia="Avenir Next"/>
+                <w:color w:val="1A1A1A"/>
                 <w:sz w:val="20"/>
                 <w:szCs w:val="20"/>
               </w:rPr>
-              <w:t xml:space="preserve">c.</w:t>
-            </w:r>
-            <w:r>
-              <w:rPr>
-                <w:rFonts w:ascii="Avenir Next" w:hAnsi="Avenir Next" w:cs="Avenir Next" w:eastAsia="Avenir Next"/>
-                <w:color w:val="1A1A1A"/>
-                <w:sz w:val="20"/>
-                <w:szCs w:val="20"/>
-              </w:rPr>
               <w:tab/>
             </w:r>
             <w:r>
               <w:rPr>
                 <w:rFonts w:ascii="Avenir Next" w:hAnsi="Avenir Next" w:cs="Avenir Next" w:eastAsia="Avenir Next"/>
                 <w:color w:val="1A1A1A"/>
-                <w:sz w:val="20"/>
+                <w:sz w:val="22"/>
                 <w:szCs w:val="20"/>
               </w:rPr>
               <w:t xml:space="preserve">Why would “What time did the principal wake up today?” not give the club the data it needs?</w:t>
@@ -2914,7 +2918,7 @@
           </w:p>
           <w:p>
             <w:pPr>
-              <w:spacing w:before="0" w:after="0" w:line="60" w:lineRule="auto"/>
+              <w:spacing w:before="0" w:after="0" w:line="50" w:lineRule="exact"/>
             </w:pPr>
           </w:p>
           <w:tbl>
@@ -2972,7 +2976,7 @@
           </w:tbl>
           <w:p>
             <w:pPr>
-              <w:spacing w:before="0" w:after="0" w:line="24" w:lineRule="auto"/>
+              <w:spacing w:before="0" w:after="0" w:line="50" w:lineRule="exact"/>
             </w:pPr>
           </w:p>
         </w:tc>
@@ -2980,11 +2984,12 @@
     </w:tbl>
     <w:p>
       <w:pPr>
-        <w:spacing w:before="0" w:after="0" w:line="20" w:lineRule="exact"/>
+        <w:spacing w:before="0" w:after="0" w:line="50" w:lineRule="exact"/>
       </w:pPr>
     </w:p>
     <w:p>
       <w:pPr>
+        <w:pStyle w:val="Heading2"/>
         <w:keepNext/>
         <w:pBdr>
           <w:bottom w:val="single" w:sz="8" w:space="3" w:color="003A70"/>
@@ -3000,7 +3005,7 @@
           <w:b/>
           <w:color w:val="003A70"/>
           <w:spacing w:val="14"/>
-          <w:sz w:val="19"/>
+          <w:sz w:val="22"/>
           <w:szCs w:val="19"/>
         </w:rPr>
         <w:t xml:space="preserve">FIND THE ERROR</w:t>
@@ -3019,7 +3024,7 @@
           <w:rFonts w:ascii="Avenir Next" w:hAnsi="Avenir Next" w:cs="Avenir Next" w:eastAsia="Avenir Next"/>
           <w:i/>
           <w:color w:val="5A5F66"/>
-          <w:sz w:val="17"/>
+          <w:sz w:val="22"/>
           <w:szCs w:val="17"/>
         </w:rPr>
         <w:t xml:space="preserve">explain the mistake, then fix it</w:t>
@@ -3027,7 +3032,7 @@
     </w:p>
     <w:p>
       <w:pPr>
-        <w:spacing w:before="0" w:after="0" w:line="20" w:lineRule="exact"/>
+        <w:spacing w:before="0" w:after="0" w:line="50" w:lineRule="exact"/>
       </w:pPr>
     </w:p>
     <w:tbl>
@@ -3077,18 +3082,18 @@
                 <w:rFonts w:ascii="Avenir Next" w:hAnsi="Avenir Next" w:cs="Avenir Next" w:eastAsia="Avenir Next"/>
                 <w:b/>
                 <w:color w:val="1A1A1A"/>
+                <w:sz w:val="22"/>
+                <w:szCs w:val="20"/>
+              </w:rPr>
+              <w:t xml:space="preserve">9.</w:t>
+            </w:r>
+            <w:r>
+              <w:rPr>
+                <w:rFonts w:ascii="Avenir Next" w:hAnsi="Avenir Next" w:cs="Avenir Next" w:eastAsia="Avenir Next"/>
+                <w:color w:val="1A1A1A"/>
                 <w:sz w:val="20"/>
                 <w:szCs w:val="20"/>
               </w:rPr>
-              <w:t xml:space="preserve">9.</w:t>
-            </w:r>
-            <w:r>
-              <w:rPr>
-                <w:rFonts w:ascii="Avenir Next" w:hAnsi="Avenir Next" w:cs="Avenir Next" w:eastAsia="Avenir Next"/>
-                <w:color w:val="1A1A1A"/>
-                <w:sz w:val="20"/>
-                <w:szCs w:val="20"/>
-              </w:rPr>
               <w:tab/>
             </w:r>
             <w:r>
@@ -3096,7 +3101,7 @@
                 <w:rFonts w:ascii="Avenir Next" w:hAnsi="Avenir Next" w:cs="Avenir Next" w:eastAsia="Avenir Next"/>
                 <w:b/>
                 <w:color w:val="1A1A1A"/>
-                <w:sz w:val="20"/>
+                <w:sz w:val="22"/>
                 <w:szCs w:val="20"/>
               </w:rPr>
               <w:t xml:space="preserve">Priya’s Work.  </w:t>
@@ -3105,7 +3110,7 @@
               <w:rPr>
                 <w:rFonts w:ascii="Avenir Next" w:hAnsi="Avenir Next" w:cs="Avenir Next" w:eastAsia="Avenir Next"/>
                 <w:color w:val="1A1A1A"/>
-                <w:sz w:val="20"/>
+                <w:sz w:val="22"/>
                 <w:szCs w:val="20"/>
               </w:rPr>
               <w:t xml:space="preserve">Priya says “How many minutes are in one hour?” is a statistical question because the answer is a number. Explain the mistake. Then write a statistical question about time.</w:t>
@@ -3151,7 +3156,7 @@
                 </w:tcPr>
                 <w:p>
                   <w:pPr>
-                    <w:spacing w:before="0" w:after="0" w:line="240" w:lineRule="auto"/>
+                    <w:spacing w:before="0" w:after="0" w:line="50" w:lineRule="exact"/>
                   </w:pPr>
                 </w:p>
               </w:tc>
@@ -3171,7 +3176,7 @@
                 </w:tcPr>
                 <w:p>
                   <w:pPr>
-                    <w:spacing w:before="0" w:after="0" w:line="240" w:lineRule="auto"/>
+                    <w:spacing w:before="0" w:after="0" w:line="50" w:lineRule="exact"/>
                   </w:pPr>
                 </w:p>
               </w:tc>
@@ -3191,7 +3196,7 @@
                 </w:tcPr>
                 <w:p>
                   <w:pPr>
-                    <w:spacing w:before="0" w:after="0" w:line="240" w:lineRule="auto"/>
+                    <w:spacing w:before="0" w:after="0" w:line="50" w:lineRule="exact"/>
                   </w:pPr>
                 </w:p>
               </w:tc>
@@ -3199,7 +3204,7 @@
           </w:tbl>
           <w:p>
             <w:pPr>
-              <w:spacing w:before="0" w:after="0" w:line="24" w:lineRule="auto"/>
+              <w:spacing w:before="0" w:after="0" w:line="50" w:lineRule="exact"/>
             </w:pPr>
           </w:p>
         </w:tc>
@@ -3207,11 +3212,12 @@
     </w:tbl>
     <w:p>
       <w:pPr>
-        <w:spacing w:before="0" w:after="0" w:line="20" w:lineRule="exact"/>
+        <w:spacing w:before="0" w:after="0" w:line="50" w:lineRule="exact"/>
       </w:pPr>
     </w:p>
     <w:p>
       <w:pPr>
+        <w:pStyle w:val="Heading2"/>
         <w:keepNext/>
         <w:pBdr>
           <w:bottom w:val="single" w:sz="8" w:space="3" w:color="003A70"/>
@@ -3227,7 +3233,7 @@
           <w:b/>
           <w:color w:val="003A70"/>
           <w:spacing w:val="14"/>
-          <w:sz w:val="19"/>
+          <w:sz w:val="22"/>
           <w:szCs w:val="19"/>
         </w:rPr>
         <w:t xml:space="preserve">TEST PRACTICE</w:t>
@@ -3246,7 +3252,7 @@
           <w:rFonts w:ascii="Avenir Next" w:hAnsi="Avenir Next" w:cs="Avenir Next" w:eastAsia="Avenir Next"/>
           <w:i/>
           <w:color w:val="5A5F66"/>
-          <w:sz w:val="17"/>
+          <w:sz w:val="22"/>
           <w:szCs w:val="17"/>
         </w:rPr>
         <w:t xml:space="preserve">choose the best answer</w:t>
@@ -3254,7 +3260,7 @@
     </w:p>
     <w:p>
       <w:pPr>
-        <w:spacing w:before="0" w:after="0" w:line="20" w:lineRule="exact"/>
+        <w:spacing w:before="0" w:after="0" w:line="50" w:lineRule="exact"/>
       </w:pPr>
     </w:p>
     <w:tbl>
@@ -3304,25 +3310,25 @@
                 <w:rFonts w:ascii="Avenir Next" w:hAnsi="Avenir Next" w:cs="Avenir Next" w:eastAsia="Avenir Next"/>
                 <w:b/>
                 <w:color w:val="1A1A1A"/>
+                <w:sz w:val="22"/>
+                <w:szCs w:val="20"/>
+              </w:rPr>
+              <w:t xml:space="preserve">10.</w:t>
+            </w:r>
+            <w:r>
+              <w:rPr>
+                <w:rFonts w:ascii="Avenir Next" w:hAnsi="Avenir Next" w:cs="Avenir Next" w:eastAsia="Avenir Next"/>
+                <w:color w:val="1A1A1A"/>
                 <w:sz w:val="20"/>
                 <w:szCs w:val="20"/>
               </w:rPr>
-              <w:t xml:space="preserve">10.</w:t>
-            </w:r>
-            <w:r>
-              <w:rPr>
-                <w:rFonts w:ascii="Avenir Next" w:hAnsi="Avenir Next" w:cs="Avenir Next" w:eastAsia="Avenir Next"/>
-                <w:color w:val="1A1A1A"/>
-                <w:sz w:val="20"/>
-                <w:szCs w:val="20"/>
-              </w:rPr>
               <w:tab/>
             </w:r>
             <w:r>
               <w:rPr>
                 <w:rFonts w:ascii="Avenir Next" w:hAnsi="Avenir Next" w:cs="Avenir Next" w:eastAsia="Avenir Next"/>
                 <w:color w:val="1A1A1A"/>
-                <w:sz w:val="20"/>
+                <w:sz w:val="22"/>
                 <w:szCs w:val="20"/>
               </w:rPr>
               <w:t xml:space="preserve">Which question is statistical?</w:t>
@@ -3376,25 +3382,25 @@
                       <w:rFonts w:ascii="Avenir Next" w:hAnsi="Avenir Next" w:cs="Avenir Next" w:eastAsia="Avenir Next"/>
                       <w:b/>
                       <w:color w:val="003A70"/>
+                      <w:sz w:val="22"/>
+                      <w:szCs w:val="19"/>
+                    </w:rPr>
+                    <w:t xml:space="preserve">A</w:t>
+                  </w:r>
+                  <w:r>
+                    <w:rPr>
+                      <w:rFonts w:ascii="Avenir Next" w:hAnsi="Avenir Next" w:cs="Avenir Next" w:eastAsia="Avenir Next"/>
+                      <w:color w:val="1A1A1A"/>
                       <w:sz w:val="19"/>
                       <w:szCs w:val="19"/>
                     </w:rPr>
-                    <w:t xml:space="preserve">A</w:t>
-                  </w:r>
-                  <w:r>
-                    <w:rPr>
-                      <w:rFonts w:ascii="Avenir Next" w:hAnsi="Avenir Next" w:cs="Avenir Next" w:eastAsia="Avenir Next"/>
-                      <w:color w:val="1A1A1A"/>
-                      <w:sz w:val="19"/>
-                      <w:szCs w:val="19"/>
-                    </w:rPr>
                     <w:tab/>
                   </w:r>
                   <w:r>
                     <w:rPr>
                       <w:rFonts w:ascii="Avenir Next" w:hAnsi="Avenir Next" w:cs="Avenir Next" w:eastAsia="Avenir Next"/>
                       <w:color w:val="1A1A1A"/>
-                      <w:sz w:val="19"/>
+                      <w:sz w:val="22"/>
                       <w:szCs w:val="19"/>
                     </w:rPr>
                     <w:t xml:space="preserve">How old is our principal?</w:t>
@@ -3419,25 +3425,25 @@
                       <w:rFonts w:ascii="Avenir Next" w:hAnsi="Avenir Next" w:cs="Avenir Next" w:eastAsia="Avenir Next"/>
                       <w:b/>
                       <w:color w:val="003A70"/>
+                      <w:sz w:val="22"/>
+                      <w:szCs w:val="19"/>
+                    </w:rPr>
+                    <w:t xml:space="preserve">B</w:t>
+                  </w:r>
+                  <w:r>
+                    <w:rPr>
+                      <w:rFonts w:ascii="Avenir Next" w:hAnsi="Avenir Next" w:cs="Avenir Next" w:eastAsia="Avenir Next"/>
+                      <w:color w:val="1A1A1A"/>
                       <w:sz w:val="19"/>
                       <w:szCs w:val="19"/>
                     </w:rPr>
-                    <w:t xml:space="preserve">B</w:t>
-                  </w:r>
-                  <w:r>
-                    <w:rPr>
-                      <w:rFonts w:ascii="Avenir Next" w:hAnsi="Avenir Next" w:cs="Avenir Next" w:eastAsia="Avenir Next"/>
-                      <w:color w:val="1A1A1A"/>
-                      <w:sz w:val="19"/>
-                      <w:szCs w:val="19"/>
-                    </w:rPr>
                     <w:tab/>
                   </w:r>
                   <w:r>
                     <w:rPr>
                       <w:rFonts w:ascii="Avenir Next" w:hAnsi="Avenir Next" w:cs="Avenir Next" w:eastAsia="Avenir Next"/>
                       <w:color w:val="1A1A1A"/>
-                      <w:sz w:val="19"/>
+                      <w:sz w:val="22"/>
                       <w:szCs w:val="19"/>
                     </w:rPr>
                     <w:t xml:space="preserve">What is 5 + 5?</w:t>
@@ -3467,25 +3473,25 @@
                       <w:rFonts w:ascii="Avenir Next" w:hAnsi="Avenir Next" w:cs="Avenir Next" w:eastAsia="Avenir Next"/>
                       <w:b/>
                       <w:color w:val="003A70"/>
+                      <w:sz w:val="22"/>
+                      <w:szCs w:val="19"/>
+                    </w:rPr>
+                    <w:t xml:space="preserve">C</w:t>
+                  </w:r>
+                  <w:r>
+                    <w:rPr>
+                      <w:rFonts w:ascii="Avenir Next" w:hAnsi="Avenir Next" w:cs="Avenir Next" w:eastAsia="Avenir Next"/>
+                      <w:color w:val="1A1A1A"/>
                       <w:sz w:val="19"/>
                       <w:szCs w:val="19"/>
                     </w:rPr>
-                    <w:t xml:space="preserve">C</w:t>
-                  </w:r>
-                  <w:r>
-                    <w:rPr>
-                      <w:rFonts w:ascii="Avenir Next" w:hAnsi="Avenir Next" w:cs="Avenir Next" w:eastAsia="Avenir Next"/>
-                      <w:color w:val="1A1A1A"/>
-                      <w:sz w:val="19"/>
-                      <w:szCs w:val="19"/>
-                    </w:rPr>
                     <w:tab/>
                   </w:r>
                   <w:r>
                     <w:rPr>
                       <w:rFonts w:ascii="Avenir Next" w:hAnsi="Avenir Next" w:cs="Avenir Next" w:eastAsia="Avenir Next"/>
                       <w:color w:val="1A1A1A"/>
-                      <w:sz w:val="19"/>
+                      <w:sz w:val="22"/>
                       <w:szCs w:val="19"/>
                     </w:rPr>
                     <w:t xml:space="preserve">How many days are in a week?</w:t>
@@ -3510,25 +3516,25 @@
                       <w:rFonts w:ascii="Avenir Next" w:hAnsi="Avenir Next" w:cs="Avenir Next" w:eastAsia="Avenir Next"/>
                       <w:b/>
                       <w:color w:val="003A70"/>
+                      <w:sz w:val="22"/>
+                      <w:szCs w:val="19"/>
+                    </w:rPr>
+                    <w:t xml:space="preserve">D</w:t>
+                  </w:r>
+                  <w:r>
+                    <w:rPr>
+                      <w:rFonts w:ascii="Avenir Next" w:hAnsi="Avenir Next" w:cs="Avenir Next" w:eastAsia="Avenir Next"/>
+                      <w:color w:val="1A1A1A"/>
                       <w:sz w:val="19"/>
                       <w:szCs w:val="19"/>
                     </w:rPr>
-                    <w:t xml:space="preserve">D</w:t>
-                  </w:r>
-                  <w:r>
-                    <w:rPr>
-                      <w:rFonts w:ascii="Avenir Next" w:hAnsi="Avenir Next" w:cs="Avenir Next" w:eastAsia="Avenir Next"/>
-                      <w:color w:val="1A1A1A"/>
-                      <w:sz w:val="19"/>
-                      <w:szCs w:val="19"/>
-                    </w:rPr>
                     <w:tab/>
                   </w:r>
                   <w:r>
                     <w:rPr>
                       <w:rFonts w:ascii="Avenir Next" w:hAnsi="Avenir Next" w:cs="Avenir Next" w:eastAsia="Avenir Next"/>
                       <w:color w:val="1A1A1A"/>
-                      <w:sz w:val="19"/>
+                      <w:sz w:val="22"/>
                       <w:szCs w:val="19"/>
                     </w:rPr>
                     <w:t xml:space="preserve">How old is each teacher at our school?</w:t>
@@ -3539,7 +3545,7 @@
           </w:tbl>
           <w:p>
             <w:pPr>
-              <w:spacing w:before="0" w:after="0" w:line="24" w:lineRule="auto"/>
+              <w:spacing w:before="0" w:after="0" w:line="50" w:lineRule="exact"/>
             </w:pPr>
           </w:p>
         </w:tc>
@@ -3547,12 +3553,12 @@
     </w:tbl>
     <w:p>
       <w:pPr>
-        <w:spacing w:before="0" w:after="0" w:line="20" w:lineRule="exact"/>
+        <w:spacing w:before="0" w:after="0" w:line="50" w:lineRule="exact"/>
       </w:pPr>
     </w:p>
     <w:p>
       <w:pPr>
-        <w:spacing w:before="0" w:after="0" w:line="20" w:lineRule="exact"/>
+        <w:spacing w:before="0" w:after="0" w:line="50" w:lineRule="exact"/>
       </w:pPr>
     </w:p>
     <w:tbl>
@@ -3602,25 +3608,25 @@
                 <w:rFonts w:ascii="Avenir Next" w:hAnsi="Avenir Next" w:cs="Avenir Next" w:eastAsia="Avenir Next"/>
                 <w:b/>
                 <w:color w:val="1A1A1A"/>
+                <w:sz w:val="22"/>
+                <w:szCs w:val="20"/>
+              </w:rPr>
+              <w:t xml:space="preserve">11.</w:t>
+            </w:r>
+            <w:r>
+              <w:rPr>
+                <w:rFonts w:ascii="Avenir Next" w:hAnsi="Avenir Next" w:cs="Avenir Next" w:eastAsia="Avenir Next"/>
+                <w:color w:val="1A1A1A"/>
                 <w:sz w:val="20"/>
                 <w:szCs w:val="20"/>
               </w:rPr>
-              <w:t xml:space="preserve">11.</w:t>
-            </w:r>
-            <w:r>
-              <w:rPr>
-                <w:rFonts w:ascii="Avenir Next" w:hAnsi="Avenir Next" w:cs="Avenir Next" w:eastAsia="Avenir Next"/>
-                <w:color w:val="1A1A1A"/>
-                <w:sz w:val="20"/>
-                <w:szCs w:val="20"/>
-              </w:rPr>
               <w:tab/>
             </w:r>
             <w:r>
               <w:rPr>
                 <w:rFonts w:ascii="Avenir Next" w:hAnsi="Avenir Next" w:cs="Avenir Next" w:eastAsia="Avenir Next"/>
                 <w:color w:val="1A1A1A"/>
-                <w:sz w:val="20"/>
+                <w:sz w:val="22"/>
                 <w:szCs w:val="20"/>
               </w:rPr>
               <w:t xml:space="preserve">Data collected to answer a statistical question will show —</w:t>
@@ -3676,25 +3682,25 @@
                       <w:rFonts w:ascii="Avenir Next" w:hAnsi="Avenir Next" w:cs="Avenir Next" w:eastAsia="Avenir Next"/>
                       <w:b/>
                       <w:color w:val="003A70"/>
+                      <w:sz w:val="22"/>
+                      <w:szCs w:val="19"/>
+                    </w:rPr>
+                    <w:t xml:space="preserve">A</w:t>
+                  </w:r>
+                  <w:r>
+                    <w:rPr>
+                      <w:rFonts w:ascii="Avenir Next" w:hAnsi="Avenir Next" w:cs="Avenir Next" w:eastAsia="Avenir Next"/>
+                      <w:color w:val="1A1A1A"/>
                       <w:sz w:val="19"/>
                       <w:szCs w:val="19"/>
                     </w:rPr>
-                    <w:t xml:space="preserve">A</w:t>
-                  </w:r>
-                  <w:r>
-                    <w:rPr>
-                      <w:rFonts w:ascii="Avenir Next" w:hAnsi="Avenir Next" w:cs="Avenir Next" w:eastAsia="Avenir Next"/>
-                      <w:color w:val="1A1A1A"/>
-                      <w:sz w:val="19"/>
-                      <w:szCs w:val="19"/>
-                    </w:rPr>
                     <w:tab/>
                   </w:r>
                   <w:r>
                     <w:rPr>
                       <w:rFonts w:ascii="Avenir Next" w:hAnsi="Avenir Next" w:cs="Avenir Next" w:eastAsia="Avenir Next"/>
                       <w:color w:val="1A1A1A"/>
-                      <w:sz w:val="19"/>
+                      <w:sz w:val="22"/>
                       <w:szCs w:val="19"/>
                     </w:rPr>
                     <w:t xml:space="preserve">one fixed answer</w:t>
@@ -3719,25 +3725,25 @@
                       <w:rFonts w:ascii="Avenir Next" w:hAnsi="Avenir Next" w:cs="Avenir Next" w:eastAsia="Avenir Next"/>
                       <w:b/>
                       <w:color w:val="003A70"/>
+                      <w:sz w:val="22"/>
+                      <w:szCs w:val="19"/>
+                    </w:rPr>
+                    <w:t xml:space="preserve">B</w:t>
+                  </w:r>
+                  <w:r>
+                    <w:rPr>
+                      <w:rFonts w:ascii="Avenir Next" w:hAnsi="Avenir Next" w:cs="Avenir Next" w:eastAsia="Avenir Next"/>
+                      <w:color w:val="1A1A1A"/>
                       <w:sz w:val="19"/>
                       <w:szCs w:val="19"/>
                     </w:rPr>
-                    <w:t xml:space="preserve">B</w:t>
-                  </w:r>
-                  <w:r>
-                    <w:rPr>
-                      <w:rFonts w:ascii="Avenir Next" w:hAnsi="Avenir Next" w:cs="Avenir Next" w:eastAsia="Avenir Next"/>
-                      <w:color w:val="1A1A1A"/>
-                      <w:sz w:val="19"/>
-                      <w:szCs w:val="19"/>
-                    </w:rPr>
                     <w:tab/>
                   </w:r>
                   <w:r>
                     <w:rPr>
                       <w:rFonts w:ascii="Avenir Next" w:hAnsi="Avenir Next" w:cs="Avenir Next" w:eastAsia="Avenir Next"/>
                       <w:color w:val="1A1A1A"/>
-                      <w:sz w:val="19"/>
+                      <w:sz w:val="22"/>
                       <w:szCs w:val="19"/>
                     </w:rPr>
                     <w:t xml:space="preserve">only letters</w:t>
@@ -3762,25 +3768,25 @@
                       <w:rFonts w:ascii="Avenir Next" w:hAnsi="Avenir Next" w:cs="Avenir Next" w:eastAsia="Avenir Next"/>
                       <w:b/>
                       <w:color w:val="003A70"/>
+                      <w:sz w:val="22"/>
+                      <w:szCs w:val="19"/>
+                    </w:rPr>
+                    <w:t xml:space="preserve">C</w:t>
+                  </w:r>
+                  <w:r>
+                    <w:rPr>
+                      <w:rFonts w:ascii="Avenir Next" w:hAnsi="Avenir Next" w:cs="Avenir Next" w:eastAsia="Avenir Next"/>
+                      <w:color w:val="1A1A1A"/>
                       <w:sz w:val="19"/>
                       <w:szCs w:val="19"/>
                     </w:rPr>
-                    <w:t xml:space="preserve">C</w:t>
-                  </w:r>
-                  <w:r>
-                    <w:rPr>
-                      <w:rFonts w:ascii="Avenir Next" w:hAnsi="Avenir Next" w:cs="Avenir Next" w:eastAsia="Avenir Next"/>
-                      <w:color w:val="1A1A1A"/>
-                      <w:sz w:val="19"/>
-                      <w:szCs w:val="19"/>
-                    </w:rPr>
                     <w:tab/>
                   </w:r>
                   <w:r>
                     <w:rPr>
                       <w:rFonts w:ascii="Avenir Next" w:hAnsi="Avenir Next" w:cs="Avenir Next" w:eastAsia="Avenir Next"/>
                       <w:color w:val="1A1A1A"/>
-                      <w:sz w:val="19"/>
+                      <w:sz w:val="22"/>
                       <w:szCs w:val="19"/>
                     </w:rPr>
                     <w:t xml:space="preserve">variability</w:t>
@@ -3805,25 +3811,25 @@
                       <w:rFonts w:ascii="Avenir Next" w:hAnsi="Avenir Next" w:cs="Avenir Next" w:eastAsia="Avenir Next"/>
                       <w:b/>
                       <w:color w:val="003A70"/>
+                      <w:sz w:val="22"/>
+                      <w:szCs w:val="19"/>
+                    </w:rPr>
+                    <w:t xml:space="preserve">D</w:t>
+                  </w:r>
+                  <w:r>
+                    <w:rPr>
+                      <w:rFonts w:ascii="Avenir Next" w:hAnsi="Avenir Next" w:cs="Avenir Next" w:eastAsia="Avenir Next"/>
+                      <w:color w:val="1A1A1A"/>
                       <w:sz w:val="19"/>
                       <w:szCs w:val="19"/>
                     </w:rPr>
-                    <w:t xml:space="preserve">D</w:t>
-                  </w:r>
-                  <w:r>
-                    <w:rPr>
-                      <w:rFonts w:ascii="Avenir Next" w:hAnsi="Avenir Next" w:cs="Avenir Next" w:eastAsia="Avenir Next"/>
-                      <w:color w:val="1A1A1A"/>
-                      <w:sz w:val="19"/>
-                      <w:szCs w:val="19"/>
-                    </w:rPr>
                     <w:tab/>
                   </w:r>
                   <w:r>
                     <w:rPr>
                       <w:rFonts w:ascii="Avenir Next" w:hAnsi="Avenir Next" w:cs="Avenir Next" w:eastAsia="Avenir Next"/>
                       <w:color w:val="1A1A1A"/>
-                      <w:sz w:val="19"/>
+                      <w:sz w:val="22"/>
                       <w:szCs w:val="19"/>
                     </w:rPr>
                     <w:t xml:space="preserve">no numbers</w:t>
@@ -3834,7 +3840,7 @@
           </w:tbl>
           <w:p>
             <w:pPr>
-              <w:spacing w:before="0" w:after="0" w:line="24" w:lineRule="auto"/>
+              <w:spacing w:before="0" w:after="0" w:line="50" w:lineRule="exact"/>
             </w:pPr>
           </w:p>
         </w:tc>
@@ -3842,11 +3848,12 @@
     </w:tbl>
     <w:p>
       <w:pPr>
-        <w:spacing w:before="0" w:after="0" w:line="20" w:lineRule="exact"/>
+        <w:spacing w:before="0" w:after="0" w:line="50" w:lineRule="exact"/>
       </w:pPr>
     </w:p>
     <w:p>
       <w:pPr>
+        <w:pStyle w:val="Heading2"/>
         <w:keepNext/>
         <w:pBdr>
           <w:bottom w:val="single" w:sz="8" w:space="3" w:color="003A70"/>
@@ -3862,7 +3869,7 @@
           <w:b/>
           <w:color w:val="003A70"/>
           <w:spacing w:val="14"/>
-          <w:sz w:val="19"/>
+          <w:sz w:val="22"/>
           <w:szCs w:val="19"/>
         </w:rPr>
         <w:t xml:space="preserve">SELF-CHECK CODE</w:t>
@@ -3881,7 +3888,7 @@
           <w:rFonts w:ascii="Avenir Next" w:hAnsi="Avenir Next" w:cs="Avenir Next" w:eastAsia="Avenir Next"/>
           <w:i/>
           <w:color w:val="5A5F66"/>
-          <w:sz w:val="17"/>
+          <w:sz w:val="22"/>
           <w:szCs w:val="17"/>
         </w:rPr>
         <w:t xml:space="preserve">find your answer · copy its letter into that problem’s box · spell a math word</w:t>
@@ -3939,7 +3946,7 @@
                 <w:rFonts w:ascii="Avenir Next" w:hAnsi="Avenir Next" w:cs="Avenir Next" w:eastAsia="Avenir Next"/>
                 <w:b/>
                 <w:color w:val="1A1A1A"/>
-                <w:sz w:val="18"/>
+                <w:sz w:val="22"/>
                 <w:szCs w:val="18"/>
               </w:rPr>
               <w:t xml:space="preserve">10</w:t>
@@ -3955,7 +3962,7 @@
                 <w:rFonts w:ascii="Avenir Next" w:hAnsi="Avenir Next" w:cs="Avenir Next" w:eastAsia="Avenir Next"/>
                 <w:b/>
                 <w:color w:val="003A70"/>
-                <w:sz w:val="18"/>
+                <w:sz w:val="22"/>
                 <w:szCs w:val="18"/>
               </w:rPr>
               <w:t xml:space="preserve">Q</w:t>
@@ -3978,7 +3985,7 @@
                 <w:rFonts w:ascii="Avenir Next" w:hAnsi="Avenir Next" w:cs="Avenir Next" w:eastAsia="Avenir Next"/>
                 <w:b/>
                 <w:color w:val="1A1A1A"/>
-                <w:sz w:val="18"/>
+                <w:sz w:val="22"/>
                 <w:szCs w:val="18"/>
               </w:rPr>
               <w:t xml:space="preserve">2</w:t>
@@ -3994,7 +4001,7 @@
                 <w:rFonts w:ascii="Avenir Next" w:hAnsi="Avenir Next" w:cs="Avenir Next" w:eastAsia="Avenir Next"/>
                 <w:b/>
                 <w:color w:val="003A70"/>
-                <w:sz w:val="18"/>
+                <w:sz w:val="22"/>
                 <w:szCs w:val="18"/>
               </w:rPr>
               <w:t xml:space="preserve">Y</w:t>
@@ -4017,7 +4024,7 @@
                 <w:rFonts w:ascii="Avenir Next" w:hAnsi="Avenir Next" w:cs="Avenir Next" w:eastAsia="Avenir Next"/>
                 <w:b/>
                 <w:color w:val="1A1A1A"/>
-                <w:sz w:val="18"/>
+                <w:sz w:val="22"/>
                 <w:szCs w:val="18"/>
               </w:rPr>
               <w:t xml:space="preserve">40</w:t>
@@ -4033,7 +4040,7 @@
                 <w:rFonts w:ascii="Avenir Next" w:hAnsi="Avenir Next" w:cs="Avenir Next" w:eastAsia="Avenir Next"/>
                 <w:b/>
                 <w:color w:val="003A70"/>
-                <w:sz w:val="18"/>
+                <w:sz w:val="22"/>
                 <w:szCs w:val="18"/>
               </w:rPr>
               <w:t xml:space="preserve">R</w:t>
@@ -4056,7 +4063,7 @@
                 <w:rFonts w:ascii="Avenir Next" w:hAnsi="Avenir Next" w:cs="Avenir Next" w:eastAsia="Avenir Next"/>
                 <w:b/>
                 <w:color w:val="1A1A1A"/>
-                <w:sz w:val="18"/>
+                <w:sz w:val="22"/>
                 <w:szCs w:val="18"/>
               </w:rPr>
               <w:t xml:space="preserve">22</w:t>
@@ -4072,7 +4079,7 @@
                 <w:rFonts w:ascii="Avenir Next" w:hAnsi="Avenir Next" w:cs="Avenir Next" w:eastAsia="Avenir Next"/>
                 <w:b/>
                 <w:color w:val="003A70"/>
-                <w:sz w:val="18"/>
+                <w:sz w:val="22"/>
                 <w:szCs w:val="18"/>
               </w:rPr>
               <w:t xml:space="preserve">E</w:t>
@@ -4095,7 +4102,7 @@
                 <w:rFonts w:ascii="Avenir Next" w:hAnsi="Avenir Next" w:cs="Avenir Next" w:eastAsia="Avenir Next"/>
                 <w:b/>
                 <w:color w:val="1A1A1A"/>
-                <w:sz w:val="18"/>
+                <w:sz w:val="22"/>
                 <w:szCs w:val="18"/>
               </w:rPr>
               <w:t xml:space="preserve">3</w:t>
@@ -4111,7 +4118,7 @@
                 <w:rFonts w:ascii="Avenir Next" w:hAnsi="Avenir Next" w:cs="Avenir Next" w:eastAsia="Avenir Next"/>
                 <w:b/>
                 <w:color w:val="003A70"/>
-                <w:sz w:val="18"/>
+                <w:sz w:val="22"/>
                 <w:szCs w:val="18"/>
               </w:rPr>
               <w:t xml:space="preserve">X</w:t>
@@ -4134,7 +4141,7 @@
                 <w:rFonts w:ascii="Avenir Next" w:hAnsi="Avenir Next" w:cs="Avenir Next" w:eastAsia="Avenir Next"/>
                 <w:b/>
                 <w:color w:val="1A1A1A"/>
-                <w:sz w:val="18"/>
+                <w:sz w:val="22"/>
                 <w:szCs w:val="18"/>
               </w:rPr>
               <w:t xml:space="preserve">35</w:t>
@@ -4150,7 +4157,7 @@
                 <w:rFonts w:ascii="Avenir Next" w:hAnsi="Avenir Next" w:cs="Avenir Next" w:eastAsia="Avenir Next"/>
                 <w:b/>
                 <w:color w:val="003A70"/>
-                <w:sz w:val="18"/>
+                <w:sz w:val="22"/>
                 <w:szCs w:val="18"/>
               </w:rPr>
               <w:t xml:space="preserve">Z</w:t>
@@ -4173,7 +4180,7 @@
                 <w:rFonts w:ascii="Avenir Next" w:hAnsi="Avenir Next" w:cs="Avenir Next" w:eastAsia="Avenir Next"/>
                 <w:b/>
                 <w:color w:val="1A1A1A"/>
-                <w:sz w:val="18"/>
+                <w:sz w:val="22"/>
                 <w:szCs w:val="18"/>
               </w:rPr>
               <w:t xml:space="preserve">0</w:t>
@@ -4189,7 +4196,7 @@
                 <w:rFonts w:ascii="Avenir Next" w:hAnsi="Avenir Next" w:cs="Avenir Next" w:eastAsia="Avenir Next"/>
                 <w:b/>
                 <w:color w:val="003A70"/>
-                <w:sz w:val="18"/>
+                <w:sz w:val="22"/>
                 <w:szCs w:val="18"/>
               </w:rPr>
               <w:t xml:space="preserve">U</w:t>
@@ -4212,7 +4219,7 @@
                 <w:rFonts w:ascii="Avenir Next" w:hAnsi="Avenir Next" w:cs="Avenir Next" w:eastAsia="Avenir Next"/>
                 <w:b/>
                 <w:color w:val="1A1A1A"/>
-                <w:sz w:val="18"/>
+                <w:sz w:val="22"/>
                 <w:szCs w:val="18"/>
               </w:rPr>
               <w:t xml:space="preserve">7</w:t>
@@ -4228,7 +4235,7 @@
                 <w:rFonts w:ascii="Avenir Next" w:hAnsi="Avenir Next" w:cs="Avenir Next" w:eastAsia="Avenir Next"/>
                 <w:b/>
                 <w:color w:val="003A70"/>
-                <w:sz w:val="18"/>
+                <w:sz w:val="22"/>
                 <w:szCs w:val="18"/>
               </w:rPr>
               <w:t xml:space="preserve">V</w:t>
@@ -4251,7 +4258,7 @@
                 <w:rFonts w:ascii="Avenir Next" w:hAnsi="Avenir Next" w:cs="Avenir Next" w:eastAsia="Avenir Next"/>
                 <w:b/>
                 <w:color w:val="1A1A1A"/>
-                <w:sz w:val="18"/>
+                <w:sz w:val="22"/>
                 <w:szCs w:val="18"/>
               </w:rPr>
               <w:t xml:space="preserve">6</w:t>
@@ -4267,7 +4274,7 @@
                 <w:rFonts w:ascii="Avenir Next" w:hAnsi="Avenir Next" w:cs="Avenir Next" w:eastAsia="Avenir Next"/>
                 <w:b/>
                 <w:color w:val="003A70"/>
-                <w:sz w:val="18"/>
+                <w:sz w:val="22"/>
                 <w:szCs w:val="18"/>
               </w:rPr>
               <w:t xml:space="preserve">S</w:t>
@@ -4278,7 +4285,7 @@
     </w:tbl>
     <w:p>
       <w:pPr>
-        <w:spacing w:before="0" w:after="0" w:line="60" w:lineRule="auto"/>
+        <w:spacing w:before="0" w:after="0" w:line="50" w:lineRule="exact"/>
       </w:pPr>
     </w:p>
     <w:tbl>
@@ -4445,7 +4452,7 @@
     </w:tbl>
     <w:p>
       <w:pPr>
-        <w:spacing w:before="0" w:after="0" w:line="40" w:lineRule="auto"/>
+        <w:spacing w:before="0" w:after="0" w:line="50" w:lineRule="exact"/>
       </w:pPr>
     </w:p>
     <w:tbl>
@@ -4487,6 +4494,7 @@
           </w:tcPr>
           <w:p>
             <w:pPr>
+              <w:pStyle w:val="Heading2"/>
               <w:spacing w:before="0" w:after="0" w:line="240" w:lineRule="auto"/>
             </w:pPr>
             <w:r>
@@ -4524,7 +4532,7 @@
               <w:rPr>
                 <w:rFonts w:ascii="Avenir Next" w:hAnsi="Avenir Next" w:cs="Avenir Next" w:eastAsia="Avenir Next"/>
                 <w:color w:val="1A1A1A"/>
-                <w:sz w:val="17"/>
+                <w:sz w:val="22"/>
                 <w:szCs w:val="17"/>
               </w:rPr>
               <w:t xml:space="preserve">  I can do this on my own</w:t>
@@ -4553,7 +4561,7 @@
               <w:rPr>
                 <w:rFonts w:ascii="Avenir Next" w:hAnsi="Avenir Next" w:cs="Avenir Next" w:eastAsia="Avenir Next"/>
                 <w:color w:val="1A1A1A"/>
-                <w:sz w:val="17"/>
+                <w:sz w:val="22"/>
                 <w:szCs w:val="17"/>
               </w:rPr>
               <w:t xml:space="preserve">  I need a little help</w:t>
@@ -4582,7 +4590,7 @@
               <w:rPr>
                 <w:rFonts w:ascii="Avenir Next" w:hAnsi="Avenir Next" w:cs="Avenir Next" w:eastAsia="Avenir Next"/>
                 <w:color w:val="1A1A1A"/>
-                <w:sz w:val="17"/>
+                <w:sz w:val="22"/>
                 <w:szCs w:val="17"/>
               </w:rPr>
               <w:t xml:space="preserve">  I have a question about #</w:t>
@@ -4603,7 +4611,7 @@
     </w:tbl>
     <w:p>
       <w:pPr>
-        <w:spacing w:before="0" w:after="0" w:line="20" w:lineRule="exact"/>
+        <w:spacing w:before="0" w:after="0" w:line="50" w:lineRule="exact"/>
       </w:pPr>
     </w:p>
     <w:sectPr>
@@ -4689,7 +4697,106 @@
               <w:sz w:val="15"/>
               <w:szCs w:val="15"/>
             </w:rPr>
-            <w:t xml:space="preserve">Lesson 2-1  ·  Session 1  ·  Practice Form A</w:t>
+            <w:t xml:space="preserve">2-1 · Page </w:t>
+          </w:r>
+          <w:r>
+            <w:rPr>
+              <w:rFonts w:ascii="Avenir Next" w:hAnsi="Avenir Next" w:cs="Avenir Next" w:eastAsia="Avenir Next"/>
+              <w:color w:val="5A5F66"/>
+              <w:sz w:val="15"/>
+              <w:szCs w:val="15"/>
+            </w:rPr>
+            <w:fldChar w:fldCharType="begin"/>
+          </w:r>
+          <w:r>
+            <w:rPr>
+              <w:rFonts w:ascii="Avenir Next" w:hAnsi="Avenir Next" w:cs="Avenir Next" w:eastAsia="Avenir Next"/>
+              <w:color w:val="5A5F66"/>
+              <w:sz w:val="15"/>
+              <w:szCs w:val="15"/>
+            </w:rPr>
+            <w:instrText xml:space="preserve"> PAGE </w:instrText>
+          </w:r>
+          <w:r>
+            <w:rPr>
+              <w:rFonts w:ascii="Avenir Next" w:hAnsi="Avenir Next" w:cs="Avenir Next" w:eastAsia="Avenir Next"/>
+              <w:color w:val="5A5F66"/>
+              <w:sz w:val="15"/>
+              <w:szCs w:val="15"/>
+            </w:rPr>
+            <w:fldChar w:fldCharType="separate"/>
+          </w:r>
+          <w:r>
+            <w:rPr>
+              <w:rFonts w:ascii="Avenir Next" w:hAnsi="Avenir Next" w:cs="Avenir Next" w:eastAsia="Avenir Next"/>
+              <w:color w:val="5A5F66"/>
+              <w:sz w:val="15"/>
+              <w:szCs w:val="15"/>
+            </w:rPr>
+            <w:t xml:space="preserve">1</w:t>
+          </w:r>
+          <w:r>
+            <w:rPr>
+              <w:rFonts w:ascii="Avenir Next" w:hAnsi="Avenir Next" w:cs="Avenir Next" w:eastAsia="Avenir Next"/>
+              <w:color w:val="5A5F66"/>
+              <w:sz w:val="15"/>
+              <w:szCs w:val="15"/>
+            </w:rPr>
+            <w:fldChar w:fldCharType="end"/>
+          </w:r>
+          <w:r>
+            <w:rPr>
+              <w:rFonts w:ascii="Avenir Next" w:hAnsi="Avenir Next" w:cs="Avenir Next" w:eastAsia="Avenir Next"/>
+              <w:color w:val="5A5F66"/>
+              <w:sz w:val="15"/>
+              <w:szCs w:val="15"/>
+            </w:rPr>
+            <w:t xml:space="preserve"> of </w:t>
+          </w:r>
+          <w:r>
+            <w:rPr>
+              <w:rFonts w:ascii="Avenir Next" w:hAnsi="Avenir Next" w:cs="Avenir Next" w:eastAsia="Avenir Next"/>
+              <w:color w:val="5A5F66"/>
+              <w:sz w:val="15"/>
+              <w:szCs w:val="15"/>
+            </w:rPr>
+            <w:fldChar w:fldCharType="begin"/>
+          </w:r>
+          <w:r>
+            <w:rPr>
+              <w:rFonts w:ascii="Avenir Next" w:hAnsi="Avenir Next" w:cs="Avenir Next" w:eastAsia="Avenir Next"/>
+              <w:color w:val="5A5F66"/>
+              <w:sz w:val="15"/>
+              <w:szCs w:val="15"/>
+            </w:rPr>
+            <w:instrText xml:space="preserve"> NUMPAGES </w:instrText>
+          </w:r>
+          <w:r>
+            <w:rPr>
+              <w:rFonts w:ascii="Avenir Next" w:hAnsi="Avenir Next" w:cs="Avenir Next" w:eastAsia="Avenir Next"/>
+              <w:color w:val="5A5F66"/>
+              <w:sz w:val="15"/>
+              <w:szCs w:val="15"/>
+            </w:rPr>
+            <w:fldChar w:fldCharType="separate"/>
+          </w:r>
+          <w:r>
+            <w:rPr>
+              <w:rFonts w:ascii="Avenir Next" w:hAnsi="Avenir Next" w:cs="Avenir Next" w:eastAsia="Avenir Next"/>
+              <w:color w:val="5A5F66"/>
+              <w:sz w:val="15"/>
+              <w:szCs w:val="15"/>
+            </w:rPr>
+            <w:t xml:space="preserve">1</w:t>
+          </w:r>
+          <w:r>
+            <w:rPr>
+              <w:rFonts w:ascii="Avenir Next" w:hAnsi="Avenir Next" w:cs="Avenir Next" w:eastAsia="Avenir Next"/>
+              <w:color w:val="5A5F66"/>
+              <w:sz w:val="15"/>
+              <w:szCs w:val="15"/>
+            </w:rPr>
+            <w:fldChar w:fldCharType="end"/>
           </w:r>
         </w:p>
       </w:tc>
@@ -4732,5 +4839,23 @@
       </w:tblCellMar>
     </w:tblPr>
   </w:style>
+  <w:style w:type="paragraph" w:styleId="Heading1">
+    <w:name w:val="heading 1"/>
+    <w:basedOn w:val="Normal"/>
+    <w:pPr>
+      <w:outlineLvl w:val="0"/>
+      <w:keepNext w:val="0"/>
+      <w:keepLines w:val="0"/>
+    </w:pPr>
+  </w:style>
+  <w:style w:type="paragraph" w:styleId="Heading2">
+    <w:name w:val="heading 2"/>
+    <w:basedOn w:val="Normal"/>
+    <w:pPr>
+      <w:outlineLvl w:val="1"/>
+      <w:keepNext w:val="0"/>
+      <w:keepLines w:val="0"/>
+    </w:pPr>
+  </w:style>
 </w:styles>
 </file>